--- a/docs/17_출석_심방_보고서.docx
+++ b/docs/17_출석_심방_보고서.docx
@@ -11,15 +11,7 @@
         <w:rPr>
           <w:b w:val="0"/>
         </w:rPr>
-        <w:t>202_년 __월 (부서명) 월간 출석 및 심방 보고서</w:t>
-      </w:r>
-    </w:p>
-    <w:p>
-      <w:r>
-        <w:rPr>
-          <w:b/>
-        </w:rPr>
-        <w:t>(교회명) 교회학교</w:t>
+        <w:t>________년 ________월 (교회명) 교회학교 월간 출석·심방 보고서</w:t>
       </w:r>
     </w:p>
     <w:p>
@@ -30,7 +22,7 @@
         <w:rPr>
           <w:b w:val="0"/>
         </w:rPr>
-        <w:t>1. 기본 사항</w:t>
+        <w:t>개요</w:t>
       </w:r>
     </w:p>
     <w:p>
@@ -39,15 +31,9 @@
       </w:pPr>
       <w:r>
         <w:rPr>
-          <w:b/>
-        </w:rPr>
-        <w:t>해당 부서:</w:t>
-      </w:r>
-      <w:r>
-        <w:rPr>
           <w:b w:val="0"/>
         </w:rPr>
-        <w:t xml:space="preserve"> (유치부 / 아동부)</w:t>
+        <w:t>주제 : 유치부·아동부 월간 출석 및 돌봄</w:t>
       </w:r>
     </w:p>
     <w:p>
@@ -56,15 +42,9 @@
       </w:pPr>
       <w:r>
         <w:rPr>
-          <w:b/>
-        </w:rPr>
-        <w:t>작성자(부장/팀장):</w:t>
-      </w:r>
-      <w:r>
-        <w:rPr>
           <w:b w:val="0"/>
         </w:rPr>
-        <w:t xml:space="preserve"> ________ (인)</w:t>
+        <w:t>주제 말씀 : ________</w:t>
       </w:r>
     </w:p>
     <w:p>
@@ -73,15 +53,9 @@
       </w:pPr>
       <w:r>
         <w:rPr>
-          <w:b/>
-        </w:rPr>
-        <w:t>지도 담당:</w:t>
-      </w:r>
-      <w:r>
-        <w:rPr>
           <w:b w:val="0"/>
         </w:rPr>
-        <w:t xml:space="preserve"> ________ (인)</w:t>
+        <w:t>목적 : 출석 현황 확인 및 결석 아동·새친구 돌봄</w:t>
       </w:r>
     </w:p>
     <w:p>
@@ -90,15 +64,9 @@
       </w:pPr>
       <w:r>
         <w:rPr>
-          <w:b/>
-        </w:rPr>
-        <w:t>보고 일자:</w:t>
-      </w:r>
-      <w:r>
-        <w:rPr>
           <w:b w:val="0"/>
         </w:rPr>
-        <w:t xml:space="preserve"> 202_년 __월 __일</w:t>
+        <w:t>장소 : ________</w:t>
       </w:r>
     </w:p>
     <w:p>
@@ -107,15 +75,31 @@
       </w:pPr>
       <w:r>
         <w:rPr>
-          <w:b/>
+          <w:b w:val="0"/>
         </w:rPr>
-        <w:t>관련 말씀:</w:t>
+        <w:t>일시 : ________년 ________월</w:t>
       </w:r>
+    </w:p>
+    <w:p>
+      <w:pPr>
+        <w:pStyle w:val="ListBullet"/>
+      </w:pPr>
       <w:r>
         <w:rPr>
           <w:b w:val="0"/>
         </w:rPr>
-        <w:t xml:space="preserve"> 잠언 22:6</w:t>
+        <w:t>담당 : ________</w:t>
+      </w:r>
+    </w:p>
+    <w:p>
+      <w:pPr>
+        <w:pStyle w:val="ListBullet"/>
+      </w:pPr>
+      <w:r>
+        <w:rPr>
+          <w:b w:val="0"/>
+        </w:rPr>
+        <w:t>대상 : 유치부·아동부 (등록 아동 ________명, 교사 ________명)</w:t>
       </w:r>
     </w:p>
     <w:p>
@@ -126,18 +110,15 @@
         <w:rPr>
           <w:b w:val="0"/>
         </w:rPr>
-        <w:t>2. 반별 출석 현황</w:t>
+        <w:t>반별 출석표</w:t>
       </w:r>
     </w:p>
     <w:p>
-      <w:pPr>
-        <w:pStyle w:val="ListBullet"/>
-      </w:pPr>
       <w:r>
         <w:rPr>
           <w:b w:val="0"/>
         </w:rPr>
-        <w:t>매주 주일 예배 출석 인원을 기재합니다. (O: 출석, X: 결석)</w:t>
+        <w:t>각 주일에 실제 참석한 아동 수를 적습니다. 5주차가 없는 달은 ‘해당 없음’으로 표시합니다.</w:t>
       </w:r>
     </w:p>
     <w:tbl>
@@ -166,7 +147,7 @@
               <w:rPr>
                 <w:b/>
               </w:rPr>
-              <w:t>구분</w:t>
+              <w:t>부서</w:t>
             </w:r>
           </w:p>
         </w:tc>
@@ -179,7 +160,7 @@
               <w:rPr>
                 <w:b/>
               </w:rPr>
-              <w:t>성명</w:t>
+              <w:t>반</w:t>
             </w:r>
           </w:p>
         </w:tc>
@@ -192,7 +173,7 @@
               <w:rPr>
                 <w:b/>
               </w:rPr>
-              <w:t>1주(__/__)</w:t>
+              <w:t>등록 아동 수</w:t>
             </w:r>
           </w:p>
         </w:tc>
@@ -205,7 +186,7 @@
               <w:rPr>
                 <w:b/>
               </w:rPr>
-              <w:t>2주(__/__)</w:t>
+              <w:t>1주</w:t>
             </w:r>
           </w:p>
         </w:tc>
@@ -218,7 +199,7 @@
               <w:rPr>
                 <w:b/>
               </w:rPr>
-              <w:t>3주(__/__)</w:t>
+              <w:t>2주</w:t>
             </w:r>
           </w:p>
         </w:tc>
@@ -231,7 +212,7 @@
               <w:rPr>
                 <w:b/>
               </w:rPr>
-              <w:t>4주(__/__)</w:t>
+              <w:t>3주</w:t>
             </w:r>
           </w:p>
         </w:tc>
@@ -244,7 +225,7 @@
               <w:rPr>
                 <w:b/>
               </w:rPr>
-              <w:t>5주(__/__)</w:t>
+              <w:t>4주</w:t>
             </w:r>
           </w:p>
         </w:tc>
@@ -257,7 +238,7 @@
               <w:rPr>
                 <w:b/>
               </w:rPr>
-              <w:t>비고</w:t>
+              <w:t>5주</w:t>
             </w:r>
           </w:p>
         </w:tc>
@@ -270,9 +251,9 @@
           <w:p>
             <w:r>
               <w:rPr>
-                <w:b/>
+                <w:b w:val="0"/>
               </w:rPr>
-              <w:t>교사</w:t>
+              <w:t>유치부</w:t>
             </w:r>
           </w:p>
         </w:tc>
@@ -293,50 +274,12 @@
           <w:tcPr>
             <w:tcW w:type="dxa" w:w="1080"/>
           </w:tcPr>
-          <w:p/>
-        </w:tc>
-        <w:tc>
-          <w:tcPr>
-            <w:tcW w:type="dxa" w:w="1080"/>
-          </w:tcPr>
-          <w:p/>
-        </w:tc>
-        <w:tc>
-          <w:tcPr>
-            <w:tcW w:type="dxa" w:w="1080"/>
-          </w:tcPr>
-          <w:p/>
-        </w:tc>
-        <w:tc>
-          <w:tcPr>
-            <w:tcW w:type="dxa" w:w="1080"/>
-          </w:tcPr>
-          <w:p/>
-        </w:tc>
-        <w:tc>
-          <w:tcPr>
-            <w:tcW w:type="dxa" w:w="1080"/>
-          </w:tcPr>
-          <w:p/>
-        </w:tc>
-        <w:tc>
-          <w:tcPr>
-            <w:tcW w:type="dxa" w:w="1080"/>
-          </w:tcPr>
-          <w:p/>
-        </w:tc>
-      </w:tr>
-      <w:tr>
-        <w:tc>
-          <w:tcPr>
-            <w:tcW w:type="dxa" w:w="1080"/>
-          </w:tcPr>
           <w:p>
             <w:r>
               <w:rPr>
-                <w:b/>
+                <w:b w:val="0"/>
               </w:rPr>
-              <w:t>학생</w:t>
+              <w:t>________</w:t>
             </w:r>
           </w:p>
         </w:tc>
@@ -349,53 +292,9 @@
               <w:rPr>
                 <w:b w:val="0"/>
               </w:rPr>
-              <w:t>1. ________</w:t>
+              <w:t>________</w:t>
             </w:r>
           </w:p>
-        </w:tc>
-        <w:tc>
-          <w:tcPr>
-            <w:tcW w:type="dxa" w:w="1080"/>
-          </w:tcPr>
-          <w:p/>
-        </w:tc>
-        <w:tc>
-          <w:tcPr>
-            <w:tcW w:type="dxa" w:w="1080"/>
-          </w:tcPr>
-          <w:p/>
-        </w:tc>
-        <w:tc>
-          <w:tcPr>
-            <w:tcW w:type="dxa" w:w="1080"/>
-          </w:tcPr>
-          <w:p/>
-        </w:tc>
-        <w:tc>
-          <w:tcPr>
-            <w:tcW w:type="dxa" w:w="1080"/>
-          </w:tcPr>
-          <w:p/>
-        </w:tc>
-        <w:tc>
-          <w:tcPr>
-            <w:tcW w:type="dxa" w:w="1080"/>
-          </w:tcPr>
-          <w:p/>
-        </w:tc>
-        <w:tc>
-          <w:tcPr>
-            <w:tcW w:type="dxa" w:w="1080"/>
-          </w:tcPr>
-          <w:p/>
-        </w:tc>
-      </w:tr>
-      <w:tr>
-        <w:tc>
-          <w:tcPr>
-            <w:tcW w:type="dxa" w:w="1080"/>
-          </w:tcPr>
-          <w:p/>
         </w:tc>
         <w:tc>
           <w:tcPr>
@@ -406,53 +305,9 @@
               <w:rPr>
                 <w:b w:val="0"/>
               </w:rPr>
-              <w:t>2. ________</w:t>
+              <w:t>________</w:t>
             </w:r>
           </w:p>
-        </w:tc>
-        <w:tc>
-          <w:tcPr>
-            <w:tcW w:type="dxa" w:w="1080"/>
-          </w:tcPr>
-          <w:p/>
-        </w:tc>
-        <w:tc>
-          <w:tcPr>
-            <w:tcW w:type="dxa" w:w="1080"/>
-          </w:tcPr>
-          <w:p/>
-        </w:tc>
-        <w:tc>
-          <w:tcPr>
-            <w:tcW w:type="dxa" w:w="1080"/>
-          </w:tcPr>
-          <w:p/>
-        </w:tc>
-        <w:tc>
-          <w:tcPr>
-            <w:tcW w:type="dxa" w:w="1080"/>
-          </w:tcPr>
-          <w:p/>
-        </w:tc>
-        <w:tc>
-          <w:tcPr>
-            <w:tcW w:type="dxa" w:w="1080"/>
-          </w:tcPr>
-          <w:p/>
-        </w:tc>
-        <w:tc>
-          <w:tcPr>
-            <w:tcW w:type="dxa" w:w="1080"/>
-          </w:tcPr>
-          <w:p/>
-        </w:tc>
-      </w:tr>
-      <w:tr>
-        <w:tc>
-          <w:tcPr>
-            <w:tcW w:type="dxa" w:w="1080"/>
-          </w:tcPr>
-          <w:p/>
         </w:tc>
         <w:tc>
           <w:tcPr>
@@ -463,53 +318,9 @@
               <w:rPr>
                 <w:b w:val="0"/>
               </w:rPr>
-              <w:t>3. ________</w:t>
+              <w:t>________</w:t>
             </w:r>
           </w:p>
-        </w:tc>
-        <w:tc>
-          <w:tcPr>
-            <w:tcW w:type="dxa" w:w="1080"/>
-          </w:tcPr>
-          <w:p/>
-        </w:tc>
-        <w:tc>
-          <w:tcPr>
-            <w:tcW w:type="dxa" w:w="1080"/>
-          </w:tcPr>
-          <w:p/>
-        </w:tc>
-        <w:tc>
-          <w:tcPr>
-            <w:tcW w:type="dxa" w:w="1080"/>
-          </w:tcPr>
-          <w:p/>
-        </w:tc>
-        <w:tc>
-          <w:tcPr>
-            <w:tcW w:type="dxa" w:w="1080"/>
-          </w:tcPr>
-          <w:p/>
-        </w:tc>
-        <w:tc>
-          <w:tcPr>
-            <w:tcW w:type="dxa" w:w="1080"/>
-          </w:tcPr>
-          <w:p/>
-        </w:tc>
-        <w:tc>
-          <w:tcPr>
-            <w:tcW w:type="dxa" w:w="1080"/>
-          </w:tcPr>
-          <w:p/>
-        </w:tc>
-      </w:tr>
-      <w:tr>
-        <w:tc>
-          <w:tcPr>
-            <w:tcW w:type="dxa" w:w="1080"/>
-          </w:tcPr>
-          <w:p/>
         </w:tc>
         <w:tc>
           <w:tcPr>
@@ -520,53 +331,9 @@
               <w:rPr>
                 <w:b w:val="0"/>
               </w:rPr>
-              <w:t>4. ________</w:t>
+              <w:t>________</w:t>
             </w:r>
           </w:p>
-        </w:tc>
-        <w:tc>
-          <w:tcPr>
-            <w:tcW w:type="dxa" w:w="1080"/>
-          </w:tcPr>
-          <w:p/>
-        </w:tc>
-        <w:tc>
-          <w:tcPr>
-            <w:tcW w:type="dxa" w:w="1080"/>
-          </w:tcPr>
-          <w:p/>
-        </w:tc>
-        <w:tc>
-          <w:tcPr>
-            <w:tcW w:type="dxa" w:w="1080"/>
-          </w:tcPr>
-          <w:p/>
-        </w:tc>
-        <w:tc>
-          <w:tcPr>
-            <w:tcW w:type="dxa" w:w="1080"/>
-          </w:tcPr>
-          <w:p/>
-        </w:tc>
-        <w:tc>
-          <w:tcPr>
-            <w:tcW w:type="dxa" w:w="1080"/>
-          </w:tcPr>
-          <w:p/>
-        </w:tc>
-        <w:tc>
-          <w:tcPr>
-            <w:tcW w:type="dxa" w:w="1080"/>
-          </w:tcPr>
-          <w:p/>
-        </w:tc>
-      </w:tr>
-      <w:tr>
-        <w:tc>
-          <w:tcPr>
-            <w:tcW w:type="dxa" w:w="1080"/>
-          </w:tcPr>
-          <w:p/>
         </w:tc>
         <w:tc>
           <w:tcPr>
@@ -577,45 +344,9 @@
               <w:rPr>
                 <w:b w:val="0"/>
               </w:rPr>
-              <w:t>5. ________</w:t>
+              <w:t>________</w:t>
             </w:r>
           </w:p>
-        </w:tc>
-        <w:tc>
-          <w:tcPr>
-            <w:tcW w:type="dxa" w:w="1080"/>
-          </w:tcPr>
-          <w:p/>
-        </w:tc>
-        <w:tc>
-          <w:tcPr>
-            <w:tcW w:type="dxa" w:w="1080"/>
-          </w:tcPr>
-          <w:p/>
-        </w:tc>
-        <w:tc>
-          <w:tcPr>
-            <w:tcW w:type="dxa" w:w="1080"/>
-          </w:tcPr>
-          <w:p/>
-        </w:tc>
-        <w:tc>
-          <w:tcPr>
-            <w:tcW w:type="dxa" w:w="1080"/>
-          </w:tcPr>
-          <w:p/>
-        </w:tc>
-        <w:tc>
-          <w:tcPr>
-            <w:tcW w:type="dxa" w:w="1080"/>
-          </w:tcPr>
-          <w:p/>
-        </w:tc>
-        <w:tc>
-          <w:tcPr>
-            <w:tcW w:type="dxa" w:w="1080"/>
-          </w:tcPr>
-          <w:p/>
         </w:tc>
       </w:tr>
       <w:tr>
@@ -623,7 +354,14 @@
           <w:tcPr>
             <w:tcW w:type="dxa" w:w="1080"/>
           </w:tcPr>
-          <w:p/>
+          <w:p>
+            <w:r>
+              <w:rPr>
+                <w:b w:val="0"/>
+              </w:rPr>
+              <w:t>유치부</w:t>
+            </w:r>
+          </w:p>
         </w:tc>
         <w:tc>
           <w:tcPr>
@@ -634,53 +372,9 @@
               <w:rPr>
                 <w:b w:val="0"/>
               </w:rPr>
-              <w:t>6. ________</w:t>
+              <w:t>________</w:t>
             </w:r>
           </w:p>
-        </w:tc>
-        <w:tc>
-          <w:tcPr>
-            <w:tcW w:type="dxa" w:w="1080"/>
-          </w:tcPr>
-          <w:p/>
-        </w:tc>
-        <w:tc>
-          <w:tcPr>
-            <w:tcW w:type="dxa" w:w="1080"/>
-          </w:tcPr>
-          <w:p/>
-        </w:tc>
-        <w:tc>
-          <w:tcPr>
-            <w:tcW w:type="dxa" w:w="1080"/>
-          </w:tcPr>
-          <w:p/>
-        </w:tc>
-        <w:tc>
-          <w:tcPr>
-            <w:tcW w:type="dxa" w:w="1080"/>
-          </w:tcPr>
-          <w:p/>
-        </w:tc>
-        <w:tc>
-          <w:tcPr>
-            <w:tcW w:type="dxa" w:w="1080"/>
-          </w:tcPr>
-          <w:p/>
-        </w:tc>
-        <w:tc>
-          <w:tcPr>
-            <w:tcW w:type="dxa" w:w="1080"/>
-          </w:tcPr>
-          <w:p/>
-        </w:tc>
-      </w:tr>
-      <w:tr>
-        <w:tc>
-          <w:tcPr>
-            <w:tcW w:type="dxa" w:w="1080"/>
-          </w:tcPr>
-          <w:p/>
         </w:tc>
         <w:tc>
           <w:tcPr>
@@ -691,53 +385,9 @@
               <w:rPr>
                 <w:b w:val="0"/>
               </w:rPr>
-              <w:t>7. ________</w:t>
+              <w:t>________</w:t>
             </w:r>
           </w:p>
-        </w:tc>
-        <w:tc>
-          <w:tcPr>
-            <w:tcW w:type="dxa" w:w="1080"/>
-          </w:tcPr>
-          <w:p/>
-        </w:tc>
-        <w:tc>
-          <w:tcPr>
-            <w:tcW w:type="dxa" w:w="1080"/>
-          </w:tcPr>
-          <w:p/>
-        </w:tc>
-        <w:tc>
-          <w:tcPr>
-            <w:tcW w:type="dxa" w:w="1080"/>
-          </w:tcPr>
-          <w:p/>
-        </w:tc>
-        <w:tc>
-          <w:tcPr>
-            <w:tcW w:type="dxa" w:w="1080"/>
-          </w:tcPr>
-          <w:p/>
-        </w:tc>
-        <w:tc>
-          <w:tcPr>
-            <w:tcW w:type="dxa" w:w="1080"/>
-          </w:tcPr>
-          <w:p/>
-        </w:tc>
-        <w:tc>
-          <w:tcPr>
-            <w:tcW w:type="dxa" w:w="1080"/>
-          </w:tcPr>
-          <w:p/>
-        </w:tc>
-      </w:tr>
-      <w:tr>
-        <w:tc>
-          <w:tcPr>
-            <w:tcW w:type="dxa" w:w="1080"/>
-          </w:tcPr>
-          <w:p/>
         </w:tc>
         <w:tc>
           <w:tcPr>
@@ -748,7 +398,7 @@
               <w:rPr>
                 <w:b w:val="0"/>
               </w:rPr>
-              <w:t>8. ________</w:t>
+              <w:t>________</w:t>
             </w:r>
           </w:p>
         </w:tc>
@@ -756,37 +406,53 @@
           <w:tcPr>
             <w:tcW w:type="dxa" w:w="1080"/>
           </w:tcPr>
-          <w:p/>
+          <w:p>
+            <w:r>
+              <w:rPr>
+                <w:b w:val="0"/>
+              </w:rPr>
+              <w:t>________</w:t>
+            </w:r>
+          </w:p>
         </w:tc>
         <w:tc>
           <w:tcPr>
             <w:tcW w:type="dxa" w:w="1080"/>
           </w:tcPr>
-          <w:p/>
+          <w:p>
+            <w:r>
+              <w:rPr>
+                <w:b w:val="0"/>
+              </w:rPr>
+              <w:t>________</w:t>
+            </w:r>
+          </w:p>
         </w:tc>
         <w:tc>
           <w:tcPr>
             <w:tcW w:type="dxa" w:w="1080"/>
           </w:tcPr>
-          <w:p/>
+          <w:p>
+            <w:r>
+              <w:rPr>
+                <w:b w:val="0"/>
+              </w:rPr>
+              <w:t>________</w:t>
+            </w:r>
+          </w:p>
         </w:tc>
         <w:tc>
           <w:tcPr>
             <w:tcW w:type="dxa" w:w="1080"/>
           </w:tcPr>
-          <w:p/>
-        </w:tc>
-        <w:tc>
-          <w:tcPr>
-            <w:tcW w:type="dxa" w:w="1080"/>
-          </w:tcPr>
-          <w:p/>
-        </w:tc>
-        <w:tc>
-          <w:tcPr>
-            <w:tcW w:type="dxa" w:w="1080"/>
-          </w:tcPr>
-          <w:p/>
+          <w:p>
+            <w:r>
+              <w:rPr>
+                <w:b w:val="0"/>
+              </w:rPr>
+              <w:t>________</w:t>
+            </w:r>
+          </w:p>
         </w:tc>
       </w:tr>
       <w:tr>
@@ -797,7 +463,219 @@
           <w:p>
             <w:r>
               <w:rPr>
-                <w:b/>
+                <w:b w:val="0"/>
+              </w:rPr>
+              <w:t>아동부</w:t>
+            </w:r>
+          </w:p>
+        </w:tc>
+        <w:tc>
+          <w:tcPr>
+            <w:tcW w:type="dxa" w:w="1080"/>
+          </w:tcPr>
+          <w:p>
+            <w:r>
+              <w:rPr>
+                <w:b w:val="0"/>
+              </w:rPr>
+              <w:t>________</w:t>
+            </w:r>
+          </w:p>
+        </w:tc>
+        <w:tc>
+          <w:tcPr>
+            <w:tcW w:type="dxa" w:w="1080"/>
+          </w:tcPr>
+          <w:p>
+            <w:r>
+              <w:rPr>
+                <w:b w:val="0"/>
+              </w:rPr>
+              <w:t>________</w:t>
+            </w:r>
+          </w:p>
+        </w:tc>
+        <w:tc>
+          <w:tcPr>
+            <w:tcW w:type="dxa" w:w="1080"/>
+          </w:tcPr>
+          <w:p>
+            <w:r>
+              <w:rPr>
+                <w:b w:val="0"/>
+              </w:rPr>
+              <w:t>________</w:t>
+            </w:r>
+          </w:p>
+        </w:tc>
+        <w:tc>
+          <w:tcPr>
+            <w:tcW w:type="dxa" w:w="1080"/>
+          </w:tcPr>
+          <w:p>
+            <w:r>
+              <w:rPr>
+                <w:b w:val="0"/>
+              </w:rPr>
+              <w:t>________</w:t>
+            </w:r>
+          </w:p>
+        </w:tc>
+        <w:tc>
+          <w:tcPr>
+            <w:tcW w:type="dxa" w:w="1080"/>
+          </w:tcPr>
+          <w:p>
+            <w:r>
+              <w:rPr>
+                <w:b w:val="0"/>
+              </w:rPr>
+              <w:t>________</w:t>
+            </w:r>
+          </w:p>
+        </w:tc>
+        <w:tc>
+          <w:tcPr>
+            <w:tcW w:type="dxa" w:w="1080"/>
+          </w:tcPr>
+          <w:p>
+            <w:r>
+              <w:rPr>
+                <w:b w:val="0"/>
+              </w:rPr>
+              <w:t>________</w:t>
+            </w:r>
+          </w:p>
+        </w:tc>
+        <w:tc>
+          <w:tcPr>
+            <w:tcW w:type="dxa" w:w="1080"/>
+          </w:tcPr>
+          <w:p>
+            <w:r>
+              <w:rPr>
+                <w:b w:val="0"/>
+              </w:rPr>
+              <w:t>________</w:t>
+            </w:r>
+          </w:p>
+        </w:tc>
+      </w:tr>
+      <w:tr>
+        <w:tc>
+          <w:tcPr>
+            <w:tcW w:type="dxa" w:w="1080"/>
+          </w:tcPr>
+          <w:p>
+            <w:r>
+              <w:rPr>
+                <w:b w:val="0"/>
+              </w:rPr>
+              <w:t>아동부</w:t>
+            </w:r>
+          </w:p>
+        </w:tc>
+        <w:tc>
+          <w:tcPr>
+            <w:tcW w:type="dxa" w:w="1080"/>
+          </w:tcPr>
+          <w:p>
+            <w:r>
+              <w:rPr>
+                <w:b w:val="0"/>
+              </w:rPr>
+              <w:t>________</w:t>
+            </w:r>
+          </w:p>
+        </w:tc>
+        <w:tc>
+          <w:tcPr>
+            <w:tcW w:type="dxa" w:w="1080"/>
+          </w:tcPr>
+          <w:p>
+            <w:r>
+              <w:rPr>
+                <w:b w:val="0"/>
+              </w:rPr>
+              <w:t>________</w:t>
+            </w:r>
+          </w:p>
+        </w:tc>
+        <w:tc>
+          <w:tcPr>
+            <w:tcW w:type="dxa" w:w="1080"/>
+          </w:tcPr>
+          <w:p>
+            <w:r>
+              <w:rPr>
+                <w:b w:val="0"/>
+              </w:rPr>
+              <w:t>________</w:t>
+            </w:r>
+          </w:p>
+        </w:tc>
+        <w:tc>
+          <w:tcPr>
+            <w:tcW w:type="dxa" w:w="1080"/>
+          </w:tcPr>
+          <w:p>
+            <w:r>
+              <w:rPr>
+                <w:b w:val="0"/>
+              </w:rPr>
+              <w:t>________</w:t>
+            </w:r>
+          </w:p>
+        </w:tc>
+        <w:tc>
+          <w:tcPr>
+            <w:tcW w:type="dxa" w:w="1080"/>
+          </w:tcPr>
+          <w:p>
+            <w:r>
+              <w:rPr>
+                <w:b w:val="0"/>
+              </w:rPr>
+              <w:t>________</w:t>
+            </w:r>
+          </w:p>
+        </w:tc>
+        <w:tc>
+          <w:tcPr>
+            <w:tcW w:type="dxa" w:w="1080"/>
+          </w:tcPr>
+          <w:p>
+            <w:r>
+              <w:rPr>
+                <w:b w:val="0"/>
+              </w:rPr>
+              <w:t>________</w:t>
+            </w:r>
+          </w:p>
+        </w:tc>
+        <w:tc>
+          <w:tcPr>
+            <w:tcW w:type="dxa" w:w="1080"/>
+          </w:tcPr>
+          <w:p>
+            <w:r>
+              <w:rPr>
+                <w:b w:val="0"/>
+              </w:rPr>
+              <w:t>________</w:t>
+            </w:r>
+          </w:p>
+        </w:tc>
+      </w:tr>
+      <w:tr>
+        <w:tc>
+          <w:tcPr>
+            <w:tcW w:type="dxa" w:w="1080"/>
+          </w:tcPr>
+          <w:p>
+            <w:r>
+              <w:rPr>
+                <w:b w:val="0"/>
               </w:rPr>
               <w:t>합계</w:t>
             </w:r>
@@ -810,9 +688,9 @@
           <w:p>
             <w:r>
               <w:rPr>
-                <w:b/>
+                <w:b w:val="0"/>
               </w:rPr>
-              <w:t>학생/교사</w:t>
+              <w:t>—</w:t>
             </w:r>
           </w:p>
         </w:tc>
@@ -825,7 +703,7 @@
               <w:rPr>
                 <w:b w:val="0"/>
               </w:rPr>
-              <w:t>__ / __</w:t>
+              <w:t>________</w:t>
             </w:r>
           </w:p>
         </w:tc>
@@ -838,7 +716,7 @@
               <w:rPr>
                 <w:b w:val="0"/>
               </w:rPr>
-              <w:t>__ / __</w:t>
+              <w:t>________</w:t>
             </w:r>
           </w:p>
         </w:tc>
@@ -851,7 +729,7 @@
               <w:rPr>
                 <w:b w:val="0"/>
               </w:rPr>
-              <w:t>__ / __</w:t>
+              <w:t>________</w:t>
             </w:r>
           </w:p>
         </w:tc>
@@ -864,7 +742,7 @@
               <w:rPr>
                 <w:b w:val="0"/>
               </w:rPr>
-              <w:t>__ / __</w:t>
+              <w:t>________</w:t>
             </w:r>
           </w:p>
         </w:tc>
@@ -877,7 +755,7 @@
               <w:rPr>
                 <w:b w:val="0"/>
               </w:rPr>
-              <w:t>__ / __</w:t>
+              <w:t>________</w:t>
             </w:r>
           </w:p>
         </w:tc>
@@ -885,20 +763,27 @@
           <w:tcPr>
             <w:tcW w:type="dxa" w:w="1080"/>
           </w:tcPr>
-          <w:p/>
+          <w:p>
+            <w:r>
+              <w:rPr>
+                <w:b w:val="0"/>
+              </w:rPr>
+              <w:t>________</w:t>
+            </w:r>
+          </w:p>
         </w:tc>
       </w:tr>
     </w:tbl>
     <w:p/>
     <w:p>
       <w:pPr>
-        <w:pStyle w:val="Heading2"/>
+        <w:pStyle w:val="ListBullet"/>
       </w:pPr>
       <w:r>
         <w:rPr>
           <w:b w:val="0"/>
         </w:rPr>
-        <w:t>3. 결석 아동 연락 및 심방 기록</w:t>
+        <w:t>주일 날짜 : 1주 ________ / 2주 ________ / 3주 ________ / 4주 ________ / 5주 ________</w:t>
       </w:r>
     </w:p>
     <w:p>
@@ -909,7 +794,37 @@
         <w:rPr>
           <w:b w:val="0"/>
         </w:rPr>
-        <w:t>2주 이상 연속 결석자 및 특별한 돌봄이 필요한 아동을 집중 관리합니다.</w:t>
+        <w:t>월중 등록 변동 : 새 등록 ________명 / 전출·기타 ________명</w:t>
+      </w:r>
+    </w:p>
+    <w:p>
+      <w:pPr>
+        <w:pStyle w:val="ListBullet"/>
+      </w:pPr>
+      <w:r>
+        <w:rPr>
+          <w:b w:val="0"/>
+        </w:rPr>
+        <w:t>출석 특이사항 : ________</w:t>
+      </w:r>
+    </w:p>
+    <w:p>
+      <w:pPr>
+        <w:pStyle w:val="Heading2"/>
+      </w:pPr>
+      <w:r>
+        <w:rPr>
+          <w:b w:val="0"/>
+        </w:rPr>
+        <w:t>결석 아동 연락·심방 기록</w:t>
+      </w:r>
+    </w:p>
+    <w:p>
+      <w:r>
+        <w:rPr>
+          <w:b w:val="0"/>
+        </w:rPr>
+        <w:t>아동은 반과 이니셜 또는 내부 식별번호로 구분합니다. 연락은 보호자를 통해 진행하고, 방문은 보호자와 미리 협의합니다.</w:t>
       </w:r>
     </w:p>
     <w:tbl>
@@ -935,6 +850,19 @@
               <w:rPr>
                 <w:b/>
               </w:rPr>
+              <w:t>반·아동 식별표시</w:t>
+            </w:r>
+          </w:p>
+        </w:tc>
+        <w:tc>
+          <w:tcPr>
+            <w:tcW w:type="dxa" w:w="1728"/>
+          </w:tcPr>
+          <w:p>
+            <w:r>
+              <w:rPr>
+                <w:b/>
+              </w:rPr>
               <w:t>날짜</w:t>
             </w:r>
           </w:p>
@@ -948,7 +876,7 @@
               <w:rPr>
                 <w:b/>
               </w:rPr>
-              <w:t>아동명</w:t>
+              <w:t>방법(전화·문자·방문)</w:t>
             </w:r>
           </w:p>
         </w:tc>
@@ -961,7 +889,7 @@
               <w:rPr>
                 <w:b/>
               </w:rPr>
-              <w:t>심방 방법</w:t>
+              <w:t>내용</w:t>
             </w:r>
           </w:p>
         </w:tc>
@@ -974,20 +902,7 @@
               <w:rPr>
                 <w:b/>
               </w:rPr>
-              <w:t>상담 및 심방 내용</w:t>
-            </w:r>
-          </w:p>
-        </w:tc>
-        <w:tc>
-          <w:tcPr>
-            <w:tcW w:type="dxa" w:w="1728"/>
-          </w:tcPr>
-          <w:p>
-            <w:r>
-              <w:rPr>
-                <w:b/>
-              </w:rPr>
-              <w:t>후속 조치 (기도제목 등)</w:t>
+              <w:t>후속조치</w:t>
             </w:r>
           </w:p>
         </w:tc>
@@ -1002,7 +917,7 @@
               <w:rPr>
                 <w:b w:val="0"/>
               </w:rPr>
-              <w:t>__/__</w:t>
+              <w:t>________</w:t>
             </w:r>
           </w:p>
         </w:tc>
@@ -1028,34 +943,7 @@
               <w:rPr>
                 <w:b w:val="0"/>
               </w:rPr>
-              <w:t>(전화/문자/방문)</w:t>
-            </w:r>
-          </w:p>
-        </w:tc>
-        <w:tc>
-          <w:tcPr>
-            <w:tcW w:type="dxa" w:w="1728"/>
-          </w:tcPr>
-          <w:p/>
-        </w:tc>
-        <w:tc>
-          <w:tcPr>
-            <w:tcW w:type="dxa" w:w="1728"/>
-          </w:tcPr>
-          <w:p/>
-        </w:tc>
-      </w:tr>
-      <w:tr>
-        <w:tc>
-          <w:tcPr>
-            <w:tcW w:type="dxa" w:w="1728"/>
-          </w:tcPr>
-          <w:p>
-            <w:r>
-              <w:rPr>
-                <w:b w:val="0"/>
-              </w:rPr>
-              <w:t>__/__</w:t>
+              <w:t>________</w:t>
             </w:r>
           </w:p>
         </w:tc>
@@ -1081,21 +969,9 @@
               <w:rPr>
                 <w:b w:val="0"/>
               </w:rPr>
-              <w:t>(전화/문자/방문)</w:t>
+              <w:t>________</w:t>
             </w:r>
           </w:p>
-        </w:tc>
-        <w:tc>
-          <w:tcPr>
-            <w:tcW w:type="dxa" w:w="1728"/>
-          </w:tcPr>
-          <w:p/>
-        </w:tc>
-        <w:tc>
-          <w:tcPr>
-            <w:tcW w:type="dxa" w:w="1728"/>
-          </w:tcPr>
-          <w:p/>
         </w:tc>
       </w:tr>
       <w:tr>
@@ -1108,7 +984,7 @@
               <w:rPr>
                 <w:b w:val="0"/>
               </w:rPr>
-              <w:t>__/__</w:t>
+              <w:t>________</w:t>
             </w:r>
           </w:p>
         </w:tc>
@@ -1134,34 +1010,7 @@
               <w:rPr>
                 <w:b w:val="0"/>
               </w:rPr>
-              <w:t>(전화/문자/방문)</w:t>
-            </w:r>
-          </w:p>
-        </w:tc>
-        <w:tc>
-          <w:tcPr>
-            <w:tcW w:type="dxa" w:w="1728"/>
-          </w:tcPr>
-          <w:p/>
-        </w:tc>
-        <w:tc>
-          <w:tcPr>
-            <w:tcW w:type="dxa" w:w="1728"/>
-          </w:tcPr>
-          <w:p/>
-        </w:tc>
-      </w:tr>
-      <w:tr>
-        <w:tc>
-          <w:tcPr>
-            <w:tcW w:type="dxa" w:w="1728"/>
-          </w:tcPr>
-          <w:p>
-            <w:r>
-              <w:rPr>
-                <w:b w:val="0"/>
-              </w:rPr>
-              <w:t>__/__</w:t>
+              <w:t>________</w:t>
             </w:r>
           </w:p>
         </w:tc>
@@ -1187,21 +1036,9 @@
               <w:rPr>
                 <w:b w:val="0"/>
               </w:rPr>
-              <w:t>(전화/문자/방문)</w:t>
+              <w:t>________</w:t>
             </w:r>
           </w:p>
-        </w:tc>
-        <w:tc>
-          <w:tcPr>
-            <w:tcW w:type="dxa" w:w="1728"/>
-          </w:tcPr>
-          <w:p/>
-        </w:tc>
-        <w:tc>
-          <w:tcPr>
-            <w:tcW w:type="dxa" w:w="1728"/>
-          </w:tcPr>
-          <w:p/>
         </w:tc>
       </w:tr>
       <w:tr>
@@ -1214,7 +1051,7 @@
               <w:rPr>
                 <w:b w:val="0"/>
               </w:rPr>
-              <w:t>__/__</w:t>
+              <w:t>________</w:t>
             </w:r>
           </w:p>
         </w:tc>
@@ -1240,34 +1077,7 @@
               <w:rPr>
                 <w:b w:val="0"/>
               </w:rPr>
-              <w:t>(전화/문자/방문)</w:t>
-            </w:r>
-          </w:p>
-        </w:tc>
-        <w:tc>
-          <w:tcPr>
-            <w:tcW w:type="dxa" w:w="1728"/>
-          </w:tcPr>
-          <w:p/>
-        </w:tc>
-        <w:tc>
-          <w:tcPr>
-            <w:tcW w:type="dxa" w:w="1728"/>
-          </w:tcPr>
-          <w:p/>
-        </w:tc>
-      </w:tr>
-      <w:tr>
-        <w:tc>
-          <w:tcPr>
-            <w:tcW w:type="dxa" w:w="1728"/>
-          </w:tcPr>
-          <w:p>
-            <w:r>
-              <w:rPr>
-                <w:b w:val="0"/>
-              </w:rPr>
-              <w:t>__/__</w:t>
+              <w:t>________</w:t>
             </w:r>
           </w:p>
         </w:tc>
@@ -1293,7 +1103,22 @@
               <w:rPr>
                 <w:b w:val="0"/>
               </w:rPr>
-              <w:t>(전화/문자/방문)</w:t>
+              <w:t>________</w:t>
+            </w:r>
+          </w:p>
+        </w:tc>
+      </w:tr>
+      <w:tr>
+        <w:tc>
+          <w:tcPr>
+            <w:tcW w:type="dxa" w:w="1728"/>
+          </w:tcPr>
+          <w:p>
+            <w:r>
+              <w:rPr>
+                <w:b w:val="0"/>
+              </w:rPr>
+              <w:t>________</w:t>
             </w:r>
           </w:p>
         </w:tc>
@@ -1301,17 +1126,65 @@
           <w:tcPr>
             <w:tcW w:type="dxa" w:w="1728"/>
           </w:tcPr>
-          <w:p/>
+          <w:p>
+            <w:r>
+              <w:rPr>
+                <w:b w:val="0"/>
+              </w:rPr>
+              <w:t>________</w:t>
+            </w:r>
+          </w:p>
         </w:tc>
         <w:tc>
           <w:tcPr>
             <w:tcW w:type="dxa" w:w="1728"/>
           </w:tcPr>
-          <w:p/>
+          <w:p>
+            <w:r>
+              <w:rPr>
+                <w:b w:val="0"/>
+              </w:rPr>
+              <w:t>________</w:t>
+            </w:r>
+          </w:p>
+        </w:tc>
+        <w:tc>
+          <w:tcPr>
+            <w:tcW w:type="dxa" w:w="1728"/>
+          </w:tcPr>
+          <w:p>
+            <w:r>
+              <w:rPr>
+                <w:b w:val="0"/>
+              </w:rPr>
+              <w:t>________</w:t>
+            </w:r>
+          </w:p>
+        </w:tc>
+        <w:tc>
+          <w:tcPr>
+            <w:tcW w:type="dxa" w:w="1728"/>
+          </w:tcPr>
+          <w:p>
+            <w:r>
+              <w:rPr>
+                <w:b w:val="0"/>
+              </w:rPr>
+              <w:t>________</w:t>
+            </w:r>
+          </w:p>
         </w:tc>
       </w:tr>
     </w:tbl>
     <w:p/>
+    <w:p>
+      <w:r>
+        <w:rPr>
+          <w:b w:val="0"/>
+        </w:rPr>
+        <w:t>※ 내용은 ‘안부 확인’, ‘보호자와 일정 협의’처럼 돌봄에 필요한 사항만 짧게 적습니다. 후속조치에는 할 일·담당·예정일을 적습니다.</w:t>
+      </w:r>
+    </w:p>
     <w:p>
       <w:pPr>
         <w:pStyle w:val="Heading2"/>
@@ -1320,18 +1193,7 @@
         <w:rPr>
           <w:b w:val="0"/>
         </w:rPr>
-        <w:t>4. 새친구 등록 및 정착 현황</w:t>
-      </w:r>
-    </w:p>
-    <w:p>
-      <w:pPr>
-        <w:pStyle w:val="ListBullet"/>
-      </w:pPr>
-      <w:r>
-        <w:rPr>
-          <w:b w:val="0"/>
-        </w:rPr>
-        <w:t>이번 달 새로 출석한 어린이 현황입니다.</w:t>
+        <w:t>새친구 등록 현황</w:t>
       </w:r>
     </w:p>
     <w:tbl>
@@ -1358,7 +1220,7 @@
               <w:rPr>
                 <w:b/>
               </w:rPr>
-              <w:t>등록일</w:t>
+              <w:t>첫 출석일</w:t>
             </w:r>
           </w:p>
         </w:tc>
@@ -1371,7 +1233,7 @@
               <w:rPr>
                 <w:b/>
               </w:rPr>
-              <w:t>성명</w:t>
+              <w:t>부서·반</w:t>
             </w:r>
           </w:p>
         </w:tc>
@@ -1384,7 +1246,7 @@
               <w:rPr>
                 <w:b/>
               </w:rPr>
-              <w:t>학년</w:t>
+              <w:t>아동 식별표시</w:t>
             </w:r>
           </w:p>
         </w:tc>
@@ -1397,7 +1259,7 @@
               <w:rPr>
                 <w:b/>
               </w:rPr>
-              <w:t>연락처(부모님)</w:t>
+              <w:t>등록 상태</w:t>
             </w:r>
           </w:p>
         </w:tc>
@@ -1410,7 +1272,7 @@
               <w:rPr>
                 <w:b/>
               </w:rPr>
-              <w:t>인도자</w:t>
+              <w:t>보호자 안내 여부</w:t>
             </w:r>
           </w:p>
         </w:tc>
@@ -1423,7 +1285,7 @@
               <w:rPr>
                 <w:b/>
               </w:rPr>
-              <w:t>정착 상태 및 특이사항</w:t>
+              <w:t>후속 돌봄·담당</w:t>
             </w:r>
           </w:p>
         </w:tc>
@@ -1438,33 +1300,7 @@
               <w:rPr>
                 <w:b w:val="0"/>
               </w:rPr>
-              <w:t>__/__</w:t>
-            </w:r>
-          </w:p>
-        </w:tc>
-        <w:tc>
-          <w:tcPr>
-            <w:tcW w:type="dxa" w:w="1440"/>
-          </w:tcPr>
-          <w:p>
-            <w:r>
-              <w:rPr>
-                <w:b w:val="0"/>
-              </w:rPr>
               <w:t>________</w:t>
-            </w:r>
-          </w:p>
-        </w:tc>
-        <w:tc>
-          <w:tcPr>
-            <w:tcW w:type="dxa" w:w="1440"/>
-          </w:tcPr>
-          <w:p>
-            <w:r>
-              <w:rPr>
-                <w:b w:val="0"/>
-              </w:rPr>
-              <w:t>__학년</w:t>
             </w:r>
           </w:p>
         </w:tc>
@@ -1498,20 +1334,12 @@
           <w:tcPr>
             <w:tcW w:type="dxa" w:w="1440"/>
           </w:tcPr>
-          <w:p/>
-        </w:tc>
-      </w:tr>
-      <w:tr>
-        <w:tc>
-          <w:tcPr>
-            <w:tcW w:type="dxa" w:w="1440"/>
-          </w:tcPr>
           <w:p>
             <w:r>
               <w:rPr>
                 <w:b w:val="0"/>
               </w:rPr>
-              <w:t>__/__</w:t>
+              <w:t>________</w:t>
             </w:r>
           </w:p>
         </w:tc>
@@ -1537,7 +1365,22 @@
               <w:rPr>
                 <w:b w:val="0"/>
               </w:rPr>
-              <w:t>__학년</w:t>
+              <w:t>________</w:t>
+            </w:r>
+          </w:p>
+        </w:tc>
+      </w:tr>
+      <w:tr>
+        <w:tc>
+          <w:tcPr>
+            <w:tcW w:type="dxa" w:w="1440"/>
+          </w:tcPr>
+          <w:p>
+            <w:r>
+              <w:rPr>
+                <w:b w:val="0"/>
+              </w:rPr>
+              <w:t>________</w:t>
             </w:r>
           </w:p>
         </w:tc>
@@ -1571,20 +1414,12 @@
           <w:tcPr>
             <w:tcW w:type="dxa" w:w="1440"/>
           </w:tcPr>
-          <w:p/>
-        </w:tc>
-      </w:tr>
-      <w:tr>
-        <w:tc>
-          <w:tcPr>
-            <w:tcW w:type="dxa" w:w="1440"/>
-          </w:tcPr>
           <w:p>
             <w:r>
               <w:rPr>
                 <w:b w:val="0"/>
               </w:rPr>
-              <w:t>__/__</w:t>
+              <w:t>________</w:t>
             </w:r>
           </w:p>
         </w:tc>
@@ -1610,7 +1445,22 @@
               <w:rPr>
                 <w:b w:val="0"/>
               </w:rPr>
-              <w:t>__학년</w:t>
+              <w:t>________</w:t>
+            </w:r>
+          </w:p>
+        </w:tc>
+      </w:tr>
+      <w:tr>
+        <w:tc>
+          <w:tcPr>
+            <w:tcW w:type="dxa" w:w="1440"/>
+          </w:tcPr>
+          <w:p>
+            <w:r>
+              <w:rPr>
+                <w:b w:val="0"/>
+              </w:rPr>
+              <w:t>________</w:t>
             </w:r>
           </w:p>
         </w:tc>
@@ -1644,93 +1494,53 @@
           <w:tcPr>
             <w:tcW w:type="dxa" w:w="1440"/>
           </w:tcPr>
-          <w:p/>
+          <w:p>
+            <w:r>
+              <w:rPr>
+                <w:b w:val="0"/>
+              </w:rPr>
+              <w:t>________</w:t>
+            </w:r>
+          </w:p>
+        </w:tc>
+        <w:tc>
+          <w:tcPr>
+            <w:tcW w:type="dxa" w:w="1440"/>
+          </w:tcPr>
+          <w:p>
+            <w:r>
+              <w:rPr>
+                <w:b w:val="0"/>
+              </w:rPr>
+              <w:t>________</w:t>
+            </w:r>
+          </w:p>
+        </w:tc>
+        <w:tc>
+          <w:tcPr>
+            <w:tcW w:type="dxa" w:w="1440"/>
+          </w:tcPr>
+          <w:p>
+            <w:r>
+              <w:rPr>
+                <w:b w:val="0"/>
+              </w:rPr>
+              <w:t>________</w:t>
+            </w:r>
+          </w:p>
         </w:tc>
       </w:tr>
     </w:tbl>
     <w:p/>
     <w:p>
       <w:pPr>
-        <w:pStyle w:val="Heading2"/>
+        <w:pStyle w:val="ListBullet"/>
       </w:pPr>
       <w:r>
         <w:rPr>
           <w:b w:val="0"/>
         </w:rPr>
-        <w:t>5. 월간 사역 요약 및 통계</w:t>
-      </w:r>
-    </w:p>
-    <w:p>
-      <w:pPr>
-        <w:pStyle w:val="ListBullet"/>
-      </w:pPr>
-      <w:r>
-        <w:rPr>
-          <w:b/>
-        </w:rPr>
-        <w:t>평균 출석:</w:t>
-      </w:r>
-      <w:r>
-        <w:rPr>
-          <w:b w:val="0"/>
-        </w:rPr>
-        <w:t xml:space="preserve"> 학생 ________명 / 교사 ________명 (지난달 대비: 증/감)</w:t>
-      </w:r>
-    </w:p>
-    <w:p>
-      <w:pPr>
-        <w:pStyle w:val="ListBullet"/>
-      </w:pPr>
-      <w:r>
-        <w:rPr>
-          <w:b/>
-        </w:rPr>
-        <w:t>주요 활동:</w:t>
-      </w:r>
-      <w:r>
-        <w:rPr>
-          <w:b w:val="0"/>
-        </w:rPr>
-        <w:t xml:space="preserve"> (예: 생일 파티, 절기 행사, 야외 활동 등)</w:t>
-      </w:r>
-    </w:p>
-    <w:p>
-      <w:pPr>
-        <w:pStyle w:val="ListNumber"/>
-      </w:pPr>
-      <w:r>
-        <w:rPr>
-          <w:b w:val="0"/>
-        </w:rPr>
-        <w:t>________________________________________________</w:t>
-      </w:r>
-    </w:p>
-    <w:p>
-      <w:pPr>
-        <w:pStyle w:val="ListNumber"/>
-      </w:pPr>
-      <w:r>
-        <w:rPr>
-          <w:b w:val="0"/>
-        </w:rPr>
-        <w:t>________________________________________________</w:t>
-      </w:r>
-    </w:p>
-    <w:p>
-      <w:pPr>
-        <w:pStyle w:val="ListBullet"/>
-      </w:pPr>
-      <w:r>
-        <w:rPr>
-          <w:b/>
-        </w:rPr>
-        <w:t>특이 사항:</w:t>
-      </w:r>
-      <w:r>
-        <w:rPr>
-          <w:b w:val="0"/>
-        </w:rPr>
-        <w:t xml:space="preserve"> (사고, 질병, 이사, 가정 상황 등 보고가 필요한 내용)</w:t>
+        <w:t>이번 달 처음 온 아동 : ________명</w:t>
       </w:r>
     </w:p>
     <w:p>
@@ -1741,7 +1551,18 @@
         <w:rPr>
           <w:b w:val="0"/>
         </w:rPr>
-        <w:t>________________________________________________</w:t>
+        <w:t>이번 달 등록한 아동 : ________명</w:t>
+      </w:r>
+    </w:p>
+    <w:p>
+      <w:pPr>
+        <w:pStyle w:val="Heading2"/>
+      </w:pPr>
+      <w:r>
+        <w:rPr>
+          <w:b w:val="0"/>
+        </w:rPr>
+        <w:t>평가</w:t>
       </w:r>
     </w:p>
     <w:p>
@@ -1752,7 +1573,29 @@
         <w:rPr>
           <w:b w:val="0"/>
         </w:rPr>
-        <w:t>________________________________________________</w:t>
+        <w:t>잘된 점 : ________</w:t>
+      </w:r>
+    </w:p>
+    <w:p>
+      <w:pPr>
+        <w:pStyle w:val="ListBullet"/>
+      </w:pPr>
+      <w:r>
+        <w:rPr>
+          <w:b w:val="0"/>
+        </w:rPr>
+        <w:t>아쉬운 점 : ________</w:t>
+      </w:r>
+    </w:p>
+    <w:p>
+      <w:pPr>
+        <w:pStyle w:val="ListBullet"/>
+      </w:pPr>
+      <w:r>
+        <w:rPr>
+          <w:b w:val="0"/>
+        </w:rPr>
+        <w:t>다음에 : ________</w:t>
       </w:r>
     </w:p>
     <w:p>
@@ -1763,35 +1606,7 @@
         <w:rPr>
           <w:b w:val="0"/>
         </w:rPr>
-        <w:t>6. 다음 달 주요 사역 일정</w:t>
-      </w:r>
-    </w:p>
-    <w:p>
-      <w:pPr>
-        <w:pStyle w:val="ListBullet"/>
-      </w:pPr>
-      <w:r>
-        <w:rPr>
-          <w:b/>
-        </w:rPr>
-        <w:t>중점 교육 목표:</w:t>
-      </w:r>
-      <w:r>
-        <w:rPr>
-          <w:b w:val="0"/>
-        </w:rPr>
-        <w:t xml:space="preserve"> ________________________________________________</w:t>
-      </w:r>
-    </w:p>
-    <w:p>
-      <w:pPr>
-        <w:pStyle w:val="ListBullet"/>
-      </w:pPr>
-      <w:r>
-        <w:rPr>
-          <w:b/>
-        </w:rPr>
-        <w:t>주요 행사:</w:t>
+        <w:t>개인정보 기록·보관 안내</w:t>
       </w:r>
     </w:p>
     <w:p>
@@ -1802,7 +1617,7 @@
         <w:rPr>
           <w:b w:val="0"/>
         </w:rPr>
-        <w:t>__월 __일: ________________</w:t>
+        <w:t>이 보고서에는 아동·보호자의 실명, 전화번호, 주소, 생년월일을 적지 않습니다.</w:t>
       </w:r>
     </w:p>
     <w:p>
@@ -1813,18 +1628,7 @@
         <w:rPr>
           <w:b w:val="0"/>
         </w:rPr>
-        <w:t>__월 __일: ________________</w:t>
-      </w:r>
-    </w:p>
-    <w:p>
-      <w:pPr>
-        <w:pStyle w:val="Heading2"/>
-      </w:pPr>
-      <w:r>
-        <w:rPr>
-          <w:b w:val="0"/>
-        </w:rPr>
-        <w:t>7. 개인정보 보호 안내 (필독)</w:t>
+        <w:t>건강·가정 사정 등 민감한 내용은 상세히 적지 않고, 필요한 돌봄 조치만 기록합니다.</w:t>
       </w:r>
     </w:p>
     <w:p>
@@ -1833,15 +1637,9 @@
       </w:pPr>
       <w:r>
         <w:rPr>
-          <w:b/>
-        </w:rPr>
-        <w:t>기록 최소화:</w:t>
-      </w:r>
-      <w:r>
-        <w:rPr>
           <w:b w:val="0"/>
         </w:rPr>
-        <w:t xml:space="preserve"> 본 보고서에는 사역에 반드시 필요한 정보(성명, 연락처, 출석 여부)만 기재하십시오.</w:t>
+        <w:t>연락처는 별도 명부에서 관리하며, 보고서는 담당 교사와 부서 책임자 등 필요한 사람에게만 공유합니다.</w:t>
       </w:r>
     </w:p>
     <w:p>
@@ -1850,94 +1648,9 @@
       </w:pPr>
       <w:r>
         <w:rPr>
-          <w:b/>
-        </w:rPr>
-        <w:t>민감 정보 기재 금지:</w:t>
-      </w:r>
-      <w:r>
-        <w:rPr>
           <w:b w:val="0"/>
         </w:rPr>
-        <w:t xml:space="preserve"> 주민등록번호, 구체적인 질병명, 가정 내 지극히 개인적인 사정 등은 구두로 보고하거나 별도의 보안된 방법으로 관리하십시오.</w:t>
-      </w:r>
-    </w:p>
-    <w:p>
-      <w:pPr>
-        <w:pStyle w:val="ListBullet"/>
-      </w:pPr>
-      <w:r>
-        <w:rPr>
-          <w:b/>
-        </w:rPr>
-        <w:t>파기 원칙:</w:t>
-      </w:r>
-      <w:r>
-        <w:rPr>
-          <w:b w:val="0"/>
-        </w:rPr>
-        <w:t xml:space="preserve"> 본 문서는 교회 내 규정된 장소에 보관하며, 보존 기간(확인 필요)이 지난 서류는 반드시 파쇄하십시오.</w:t>
-      </w:r>
-    </w:p>
-    <w:p>
-      <w:pPr>
-        <w:pStyle w:val="ListBullet"/>
-      </w:pPr>
-      <w:r>
-        <w:rPr>
-          <w:b/>
-        </w:rPr>
-        <w:t>외부 유출 금지:</w:t>
-      </w:r>
-      <w:r>
-        <w:rPr>
-          <w:b w:val="0"/>
-        </w:rPr>
-        <w:t xml:space="preserve"> 작성된 문서를 촬영하여 개인 SNS나 외부 메신저 단체방에 공유하지 않도록 주의 바랍니다.</w:t>
-      </w:r>
-    </w:p>
-    <w:p>
-      <w:pPr>
-        <w:pStyle w:val="Heading2"/>
-      </w:pPr>
-      <w:r>
-        <w:rPr>
-          <w:b w:val="0"/>
-        </w:rPr>
-        <w:t>8. 사역자 제언 및 기도제목</w:t>
-      </w:r>
-    </w:p>
-    <w:p>
-      <w:pPr>
-        <w:pStyle w:val="ListBullet"/>
-      </w:pPr>
-      <w:r>
-        <w:rPr>
-          <w:b/>
-        </w:rPr>
-        <w:t>교사를 위한 기도:</w:t>
-      </w:r>
-      <w:r>
-        <w:rPr>
-          <w:b w:val="0"/>
-        </w:rPr>
-        <w:t xml:space="preserve"> ________________________________________________</w:t>
-      </w:r>
-    </w:p>
-    <w:p>
-      <w:pPr>
-        <w:pStyle w:val="ListBullet"/>
-      </w:pPr>
-      <w:r>
-        <w:rPr>
-          <w:b/>
-        </w:rPr>
-        <w:t>교회를 향한 건의:</w:t>
-      </w:r>
-      <w:r>
-        <w:rPr>
-          <w:b w:val="0"/>
-        </w:rPr>
-        <w:t xml:space="preserve"> ________________________________________________</w:t>
+        <w:t>단체 대화방에 원본을 올리지 않으며, 교회 보관 기준에 따라 보관·파기합니다. 보관 기준 : ________ (확인 필요)</w:t>
       </w:r>
     </w:p>
     <w:sectPr>

--- a/docs/17_출석_심방_보고서.docx
+++ b/docs/17_출석_심방_보고서.docx
@@ -11,9 +11,422 @@
         <w:rPr>
           <w:b w:val="0"/>
         </w:rPr>
-        <w:t>________년 ________월 (교회명) 교회학교 월간 출석·심방 보고서</w:t>
+        <w:t>[연도] (교회명) (부서명) 월간 출석·심방 보고서</w:t>
       </w:r>
     </w:p>
+    <w:tbl>
+      <w:tblPr>
+        <w:tblStyle w:val="TableGrid"/>
+        <w:tblW w:type="auto" w:w="0"/>
+        <w:tblLook w:firstColumn="1" w:firstRow="1" w:lastColumn="0" w:lastRow="0" w:noHBand="0" w:noVBand="1" w:val="04A0"/>
+      </w:tblPr>
+      <w:tblGrid>
+        <w:gridCol w:w="2160"/>
+        <w:gridCol w:w="2160"/>
+        <w:gridCol w:w="2160"/>
+        <w:gridCol w:w="2160"/>
+      </w:tblGrid>
+      <w:tr>
+        <w:tc>
+          <w:tcPr>
+            <w:tcW w:type="dxa" w:w="2160"/>
+          </w:tcPr>
+          <w:p>
+            <w:r>
+              <w:rPr>
+                <w:b/>
+              </w:rPr>
+              <w:t>작성일</w:t>
+            </w:r>
+          </w:p>
+        </w:tc>
+        <w:tc>
+          <w:tcPr>
+            <w:tcW w:type="dxa" w:w="2160"/>
+          </w:tcPr>
+          <w:p>
+            <w:r>
+              <w:rPr>
+                <w:b/>
+              </w:rPr>
+              <w:t>작성자</w:t>
+            </w:r>
+          </w:p>
+        </w:tc>
+        <w:tc>
+          <w:tcPr>
+            <w:tcW w:type="dxa" w:w="2160"/>
+          </w:tcPr>
+          <w:p>
+            <w:r>
+              <w:rPr>
+                <w:b/>
+              </w:rPr>
+              <w:t>부서</w:t>
+            </w:r>
+          </w:p>
+        </w:tc>
+        <w:tc>
+          <w:tcPr>
+            <w:tcW w:type="dxa" w:w="2160"/>
+          </w:tcPr>
+          <w:p>
+            <w:r>
+              <w:rPr>
+                <w:b/>
+              </w:rPr>
+              <w:t>문서 상태(초안/확정)</w:t>
+            </w:r>
+          </w:p>
+        </w:tc>
+      </w:tr>
+      <w:tr>
+        <w:tc>
+          <w:tcPr>
+            <w:tcW w:type="dxa" w:w="2160"/>
+          </w:tcPr>
+          <w:p>
+            <w:r>
+              <w:rPr>
+                <w:b w:val="0"/>
+              </w:rPr>
+              <w:t>________</w:t>
+            </w:r>
+          </w:p>
+        </w:tc>
+        <w:tc>
+          <w:tcPr>
+            <w:tcW w:type="dxa" w:w="2160"/>
+          </w:tcPr>
+          <w:p>
+            <w:r>
+              <w:rPr>
+                <w:b w:val="0"/>
+              </w:rPr>
+              <w:t>________</w:t>
+            </w:r>
+          </w:p>
+        </w:tc>
+        <w:tc>
+          <w:tcPr>
+            <w:tcW w:type="dxa" w:w="2160"/>
+          </w:tcPr>
+          <w:p>
+            <w:r>
+              <w:rPr>
+                <w:b w:val="0"/>
+              </w:rPr>
+              <w:t>________</w:t>
+            </w:r>
+          </w:p>
+        </w:tc>
+        <w:tc>
+          <w:tcPr>
+            <w:tcW w:type="dxa" w:w="2160"/>
+          </w:tcPr>
+          <w:p>
+            <w:r>
+              <w:rPr>
+                <w:b w:val="0"/>
+              </w:rPr>
+              <w:t>________</w:t>
+            </w:r>
+          </w:p>
+        </w:tc>
+      </w:tr>
+    </w:tbl>
+    <w:p/>
+    <w:tbl>
+      <w:tblPr>
+        <w:tblStyle w:val="TableGrid"/>
+        <w:tblW w:type="auto" w:w="0"/>
+        <w:tblLook w:firstColumn="1" w:firstRow="1" w:lastColumn="0" w:lastRow="0" w:noHBand="0" w:noVBand="1" w:val="04A0"/>
+      </w:tblPr>
+      <w:tblGrid>
+        <w:gridCol w:w="2880"/>
+        <w:gridCol w:w="2880"/>
+        <w:gridCol w:w="2880"/>
+      </w:tblGrid>
+      <w:tr>
+        <w:tc>
+          <w:tcPr>
+            <w:tcW w:type="dxa" w:w="2880"/>
+          </w:tcPr>
+          <w:p>
+            <w:r>
+              <w:rPr>
+                <w:b/>
+              </w:rPr>
+              <w:t>작성</w:t>
+            </w:r>
+          </w:p>
+        </w:tc>
+        <w:tc>
+          <w:tcPr>
+            <w:tcW w:type="dxa" w:w="2880"/>
+          </w:tcPr>
+          <w:p>
+            <w:r>
+              <w:rPr>
+                <w:b/>
+              </w:rPr>
+              <w:t>검토</w:t>
+            </w:r>
+          </w:p>
+        </w:tc>
+        <w:tc>
+          <w:tcPr>
+            <w:tcW w:type="dxa" w:w="2880"/>
+          </w:tcPr>
+          <w:p>
+            <w:r>
+              <w:rPr>
+                <w:b/>
+              </w:rPr>
+              <w:t>승인</w:t>
+            </w:r>
+          </w:p>
+        </w:tc>
+      </w:tr>
+      <w:tr>
+        <w:tc>
+          <w:tcPr>
+            <w:tcW w:type="dxa" w:w="2880"/>
+          </w:tcPr>
+          <w:p>
+            <w:r>
+              <w:rPr>
+                <w:b w:val="0"/>
+              </w:rPr>
+              <w:t>________</w:t>
+            </w:r>
+          </w:p>
+        </w:tc>
+        <w:tc>
+          <w:tcPr>
+            <w:tcW w:type="dxa" w:w="2880"/>
+          </w:tcPr>
+          <w:p>
+            <w:r>
+              <w:rPr>
+                <w:b w:val="0"/>
+              </w:rPr>
+              <w:t>________</w:t>
+            </w:r>
+          </w:p>
+        </w:tc>
+        <w:tc>
+          <w:tcPr>
+            <w:tcW w:type="dxa" w:w="2880"/>
+          </w:tcPr>
+          <w:p>
+            <w:r>
+              <w:rPr>
+                <w:b w:val="0"/>
+              </w:rPr>
+              <w:t>________</w:t>
+            </w:r>
+          </w:p>
+        </w:tc>
+      </w:tr>
+    </w:tbl>
+    <w:p/>
+    <w:p>
+      <w:r>
+        <w:rPr>
+          <w:b w:val="0"/>
+        </w:rPr>
+        <w:t>※ 날짜는 ‘2026. 10. 24.(토)’, 시간은 ‘09:00’ 형식으로 기재합니다.</w:t>
+      </w:r>
+    </w:p>
+    <w:p>
+      <w:r>
+        <w:rPr>
+          <w:b/>
+        </w:rPr>
+        <w:t>결과 요약</w:t>
+      </w:r>
+    </w:p>
+    <w:tbl>
+      <w:tblPr>
+        <w:tblStyle w:val="TableGrid"/>
+        <w:tblW w:type="auto" w:w="0"/>
+        <w:tblLook w:firstColumn="1" w:firstRow="1" w:lastColumn="0" w:lastRow="0" w:noHBand="0" w:noVBand="1" w:val="04A0"/>
+      </w:tblPr>
+      <w:tblGrid>
+        <w:gridCol w:w="4320"/>
+        <w:gridCol w:w="4320"/>
+      </w:tblGrid>
+      <w:tr>
+        <w:tc>
+          <w:tcPr>
+            <w:tcW w:type="dxa" w:w="4320"/>
+          </w:tcPr>
+          <w:p>
+            <w:r>
+              <w:rPr>
+                <w:b/>
+              </w:rPr>
+              <w:t>구분</w:t>
+            </w:r>
+          </w:p>
+        </w:tc>
+        <w:tc>
+          <w:tcPr>
+            <w:tcW w:type="dxa" w:w="4320"/>
+          </w:tcPr>
+          <w:p>
+            <w:r>
+              <w:rPr>
+                <w:b/>
+              </w:rPr>
+              <w:t>주요 내용</w:t>
+            </w:r>
+          </w:p>
+        </w:tc>
+      </w:tr>
+      <w:tr>
+        <w:tc>
+          <w:tcPr>
+            <w:tcW w:type="dxa" w:w="4320"/>
+          </w:tcPr>
+          <w:p>
+            <w:r>
+              <w:rPr>
+                <w:b w:val="0"/>
+              </w:rPr>
+              <w:t>보고 기간</w:t>
+            </w:r>
+          </w:p>
+        </w:tc>
+        <w:tc>
+          <w:tcPr>
+            <w:tcW w:type="dxa" w:w="4320"/>
+          </w:tcPr>
+          <w:p>
+            <w:r>
+              <w:rPr>
+                <w:b w:val="0"/>
+              </w:rPr>
+              <w:t>________ ~ ________</w:t>
+            </w:r>
+          </w:p>
+        </w:tc>
+      </w:tr>
+      <w:tr>
+        <w:tc>
+          <w:tcPr>
+            <w:tcW w:type="dxa" w:w="4320"/>
+          </w:tcPr>
+          <w:p>
+            <w:r>
+              <w:rPr>
+                <w:b w:val="0"/>
+              </w:rPr>
+              <w:t>출석 현황</w:t>
+            </w:r>
+          </w:p>
+        </w:tc>
+        <w:tc>
+          <w:tcPr>
+            <w:tcW w:type="dxa" w:w="4320"/>
+          </w:tcPr>
+          <w:p>
+            <w:r>
+              <w:rPr>
+                <w:b w:val="0"/>
+              </w:rPr>
+              <w:t>월말 재적 ________명 / 주간 평균 출석 ________명 / 월 출석률 ________%</w:t>
+            </w:r>
+          </w:p>
+        </w:tc>
+      </w:tr>
+      <w:tr>
+        <w:tc>
+          <w:tcPr>
+            <w:tcW w:type="dxa" w:w="4320"/>
+          </w:tcPr>
+          <w:p>
+            <w:r>
+              <w:rPr>
+                <w:b w:val="0"/>
+              </w:rPr>
+              <w:t>돌봄 현황</w:t>
+            </w:r>
+          </w:p>
+        </w:tc>
+        <w:tc>
+          <w:tcPr>
+            <w:tcW w:type="dxa" w:w="4320"/>
+          </w:tcPr>
+          <w:p>
+            <w:r>
+              <w:rPr>
+                <w:b w:val="0"/>
+              </w:rPr>
+              <w:t>결석 아동 연락 ________명·________건 / 방문 심방 ________명·________건</w:t>
+            </w:r>
+          </w:p>
+        </w:tc>
+      </w:tr>
+      <w:tr>
+        <w:tc>
+          <w:tcPr>
+            <w:tcW w:type="dxa" w:w="4320"/>
+          </w:tcPr>
+          <w:p>
+            <w:r>
+              <w:rPr>
+                <w:b w:val="0"/>
+              </w:rPr>
+              <w:t>새친구 현황</w:t>
+            </w:r>
+          </w:p>
+        </w:tc>
+        <w:tc>
+          <w:tcPr>
+            <w:tcW w:type="dxa" w:w="4320"/>
+          </w:tcPr>
+          <w:p>
+            <w:r>
+              <w:rPr>
+                <w:b w:val="0"/>
+              </w:rPr>
+              <w:t>신규 등록 ________명 / 후속 안내 완료 ________명</w:t>
+            </w:r>
+          </w:p>
+        </w:tc>
+      </w:tr>
+      <w:tr>
+        <w:tc>
+          <w:tcPr>
+            <w:tcW w:type="dxa" w:w="4320"/>
+          </w:tcPr>
+          <w:p>
+            <w:r>
+              <w:rPr>
+                <w:b w:val="0"/>
+              </w:rPr>
+              <w:t>승인 요청 사항</w:t>
+            </w:r>
+          </w:p>
+        </w:tc>
+        <w:tc>
+          <w:tcPr>
+            <w:tcW w:type="dxa" w:w="4320"/>
+          </w:tcPr>
+          <w:p>
+            <w:r>
+              <w:rPr>
+                <w:b w:val="0"/>
+              </w:rPr>
+              <w:t>________</w:t>
+            </w:r>
+          </w:p>
+        </w:tc>
+      </w:tr>
+    </w:tbl>
+    <w:p/>
     <w:p>
       <w:pPr>
         <w:pStyle w:val="Heading2"/>
@@ -22,86 +435,245 @@
         <w:rPr>
           <w:b w:val="0"/>
         </w:rPr>
-        <w:t>개요</w:t>
+        <w:t>1. 추진 개요</w:t>
       </w:r>
     </w:p>
-    <w:p>
-      <w:pPr>
-        <w:pStyle w:val="ListBullet"/>
-      </w:pPr>
-      <w:r>
-        <w:rPr>
-          <w:b w:val="0"/>
-        </w:rPr>
-        <w:t>주제 : 유치부·아동부 월간 출석 및 돌봄</w:t>
-      </w:r>
-    </w:p>
-    <w:p>
-      <w:pPr>
-        <w:pStyle w:val="ListBullet"/>
-      </w:pPr>
-      <w:r>
-        <w:rPr>
-          <w:b w:val="0"/>
-        </w:rPr>
-        <w:t>주제 말씀 : ________</w:t>
-      </w:r>
-    </w:p>
-    <w:p>
-      <w:pPr>
-        <w:pStyle w:val="ListBullet"/>
-      </w:pPr>
-      <w:r>
-        <w:rPr>
-          <w:b w:val="0"/>
-        </w:rPr>
-        <w:t>목적 : 출석 현황 확인 및 결석 아동·새친구 돌봄</w:t>
-      </w:r>
-    </w:p>
-    <w:p>
-      <w:pPr>
-        <w:pStyle w:val="ListBullet"/>
-      </w:pPr>
-      <w:r>
-        <w:rPr>
-          <w:b w:val="0"/>
-        </w:rPr>
-        <w:t>장소 : ________</w:t>
-      </w:r>
-    </w:p>
-    <w:p>
-      <w:pPr>
-        <w:pStyle w:val="ListBullet"/>
-      </w:pPr>
-      <w:r>
-        <w:rPr>
-          <w:b w:val="0"/>
-        </w:rPr>
-        <w:t>일시 : ________년 ________월</w:t>
-      </w:r>
-    </w:p>
-    <w:p>
-      <w:pPr>
-        <w:pStyle w:val="ListBullet"/>
-      </w:pPr>
-      <w:r>
-        <w:rPr>
-          <w:b w:val="0"/>
-        </w:rPr>
-        <w:t>담당 : ________</w:t>
-      </w:r>
-    </w:p>
-    <w:p>
-      <w:pPr>
-        <w:pStyle w:val="ListBullet"/>
-      </w:pPr>
-      <w:r>
-        <w:rPr>
-          <w:b w:val="0"/>
-        </w:rPr>
-        <w:t>대상 : 유치부·아동부 (등록 아동 ________명, 교사 ________명)</w:t>
-      </w:r>
-    </w:p>
+    <w:tbl>
+      <w:tblPr>
+        <w:tblStyle w:val="TableGrid"/>
+        <w:tblW w:type="auto" w:w="0"/>
+        <w:tblLook w:firstColumn="1" w:firstRow="1" w:lastColumn="0" w:lastRow="0" w:noHBand="0" w:noVBand="1" w:val="04A0"/>
+      </w:tblPr>
+      <w:tblGrid>
+        <w:gridCol w:w="4320"/>
+        <w:gridCol w:w="4320"/>
+      </w:tblGrid>
+      <w:tr>
+        <w:tc>
+          <w:tcPr>
+            <w:tcW w:type="dxa" w:w="4320"/>
+          </w:tcPr>
+          <w:p>
+            <w:r>
+              <w:rPr>
+                <w:b/>
+              </w:rPr>
+              <w:t>구분</w:t>
+            </w:r>
+          </w:p>
+        </w:tc>
+        <w:tc>
+          <w:tcPr>
+            <w:tcW w:type="dxa" w:w="4320"/>
+          </w:tcPr>
+          <w:p>
+            <w:r>
+              <w:rPr>
+                <w:b/>
+              </w:rPr>
+              <w:t>내용</w:t>
+            </w:r>
+          </w:p>
+        </w:tc>
+      </w:tr>
+      <w:tr>
+        <w:tc>
+          <w:tcPr>
+            <w:tcW w:type="dxa" w:w="4320"/>
+          </w:tcPr>
+          <w:p>
+            <w:r>
+              <w:rPr>
+                <w:b w:val="0"/>
+              </w:rPr>
+              <w:t>보고 대상</w:t>
+            </w:r>
+          </w:p>
+        </w:tc>
+        <w:tc>
+          <w:tcPr>
+            <w:tcW w:type="dxa" w:w="4320"/>
+          </w:tcPr>
+          <w:p>
+            <w:r>
+              <w:rPr>
+                <w:b w:val="0"/>
+              </w:rPr>
+              <w:t>(교회명) 교회학교 유치부·아동부 중 ________</w:t>
+            </w:r>
+          </w:p>
+        </w:tc>
+      </w:tr>
+      <w:tr>
+        <w:tc>
+          <w:tcPr>
+            <w:tcW w:type="dxa" w:w="4320"/>
+          </w:tcPr>
+          <w:p>
+            <w:r>
+              <w:rPr>
+                <w:b w:val="0"/>
+              </w:rPr>
+              <w:t>정기 예배 시간·장소</w:t>
+            </w:r>
+          </w:p>
+        </w:tc>
+        <w:tc>
+          <w:tcPr>
+            <w:tcW w:type="dxa" w:w="4320"/>
+          </w:tcPr>
+          <w:p>
+            <w:r>
+              <w:rPr>
+                <w:b w:val="0"/>
+              </w:rPr>
+              <w:t>________ / ________</w:t>
+            </w:r>
+          </w:p>
+        </w:tc>
+      </w:tr>
+      <w:tr>
+        <w:tc>
+          <w:tcPr>
+            <w:tcW w:type="dxa" w:w="4320"/>
+          </w:tcPr>
+          <w:p>
+            <w:r>
+              <w:rPr>
+                <w:b w:val="0"/>
+              </w:rPr>
+              <w:t>운영 반 수</w:t>
+            </w:r>
+          </w:p>
+        </w:tc>
+        <w:tc>
+          <w:tcPr>
+            <w:tcW w:type="dxa" w:w="4320"/>
+          </w:tcPr>
+          <w:p>
+            <w:r>
+              <w:rPr>
+                <w:b w:val="0"/>
+              </w:rPr>
+              <w:t>유치부 ________개 반 / 아동부 ________개 반</w:t>
+            </w:r>
+          </w:p>
+        </w:tc>
+      </w:tr>
+      <w:tr>
+        <w:tc>
+          <w:tcPr>
+            <w:tcW w:type="dxa" w:w="4320"/>
+          </w:tcPr>
+          <w:p>
+            <w:r>
+              <w:rPr>
+                <w:b w:val="0"/>
+              </w:rPr>
+              <w:t>담당 교사</w:t>
+            </w:r>
+          </w:p>
+        </w:tc>
+        <w:tc>
+          <w:tcPr>
+            <w:tcW w:type="dxa" w:w="4320"/>
+          </w:tcPr>
+          <w:p>
+            <w:r>
+              <w:rPr>
+                <w:b w:val="0"/>
+              </w:rPr>
+              <w:t>총 ________명</w:t>
+            </w:r>
+          </w:p>
+        </w:tc>
+      </w:tr>
+      <w:tr>
+        <w:tc>
+          <w:tcPr>
+            <w:tcW w:type="dxa" w:w="4320"/>
+          </w:tcPr>
+          <w:p>
+            <w:r>
+              <w:rPr>
+                <w:b w:val="0"/>
+              </w:rPr>
+              <w:t>신앙적 목적</w:t>
+            </w:r>
+          </w:p>
+        </w:tc>
+        <w:tc>
+          <w:tcPr>
+            <w:tcW w:type="dxa" w:w="4320"/>
+          </w:tcPr>
+          <w:p>
+            <w:r>
+              <w:rPr>
+                <w:b w:val="0"/>
+              </w:rPr>
+              <w:t>예배 공동체 안에서 아동을 돌보고, 결석 아동과 새친구가 지속적으로 신앙생활에 참여하도록 돕는다.</w:t>
+            </w:r>
+          </w:p>
+        </w:tc>
+      </w:tr>
+      <w:tr>
+        <w:tc>
+          <w:tcPr>
+            <w:tcW w:type="dxa" w:w="4320"/>
+          </w:tcPr>
+          <w:p>
+            <w:r>
+              <w:rPr>
+                <w:b w:val="0"/>
+              </w:rPr>
+              <w:t>주제 말씀</w:t>
+            </w:r>
+          </w:p>
+        </w:tc>
+        <w:tc>
+          <w:tcPr>
+            <w:tcW w:type="dxa" w:w="4320"/>
+          </w:tcPr>
+          <w:p>
+            <w:r>
+              <w:rPr>
+                <w:b w:val="0"/>
+              </w:rPr>
+              <w:t>________</w:t>
+            </w:r>
+          </w:p>
+        </w:tc>
+      </w:tr>
+      <w:tr>
+        <w:tc>
+          <w:tcPr>
+            <w:tcW w:type="dxa" w:w="4320"/>
+          </w:tcPr>
+          <w:p>
+            <w:r>
+              <w:rPr>
+                <w:b w:val="0"/>
+              </w:rPr>
+              <w:t>확인 가능한 목표</w:t>
+            </w:r>
+          </w:p>
+        </w:tc>
+        <w:tc>
+          <w:tcPr>
+            <w:tcW w:type="dxa" w:w="4320"/>
+          </w:tcPr>
+          <w:p>
+            <w:r>
+              <w:rPr>
+                <w:b w:val="0"/>
+              </w:rPr>
+              <w:t>주간 출석 확인 ________회 / 결석 아동 보호자 연락 ________명 / 새친구 후속 안내 ________명</w:t>
+            </w:r>
+          </w:p>
+        </w:tc>
+      </w:tr>
+    </w:tbl>
+    <w:p/>
     <w:p>
       <w:pPr>
         <w:pStyle w:val="Heading2"/>
@@ -110,7 +682,367 @@
         <w:rPr>
           <w:b w:val="0"/>
         </w:rPr>
-        <w:t>반별 출석표</w:t>
+        <w:t>2. 계획 대비 추진 실적</w:t>
+      </w:r>
+    </w:p>
+    <w:p>
+      <w:pPr>
+        <w:pStyle w:val="Heading3"/>
+      </w:pPr>
+      <w:r>
+        <w:rPr>
+          <w:b w:val="0"/>
+        </w:rPr>
+        <w:t>가. 월간 실적</w:t>
+      </w:r>
+    </w:p>
+    <w:tbl>
+      <w:tblPr>
+        <w:tblStyle w:val="TableGrid"/>
+        <w:tblW w:type="auto" w:w="0"/>
+        <w:tblLook w:firstColumn="1" w:firstRow="1" w:lastColumn="0" w:lastRow="0" w:noHBand="0" w:noVBand="1" w:val="04A0"/>
+      </w:tblPr>
+      <w:tblGrid>
+        <w:gridCol w:w="2160"/>
+        <w:gridCol w:w="2160"/>
+        <w:gridCol w:w="2160"/>
+        <w:gridCol w:w="2160"/>
+      </w:tblGrid>
+      <w:tr>
+        <w:tc>
+          <w:tcPr>
+            <w:tcW w:type="dxa" w:w="2160"/>
+          </w:tcPr>
+          <w:p>
+            <w:r>
+              <w:rPr>
+                <w:b/>
+              </w:rPr>
+              <w:t>항목</w:t>
+            </w:r>
+          </w:p>
+        </w:tc>
+        <w:tc>
+          <w:tcPr>
+            <w:tcW w:type="dxa" w:w="2160"/>
+          </w:tcPr>
+          <w:p>
+            <w:r>
+              <w:rPr>
+                <w:b/>
+              </w:rPr>
+              <w:t>계획</w:t>
+            </w:r>
+          </w:p>
+        </w:tc>
+        <w:tc>
+          <w:tcPr>
+            <w:tcW w:type="dxa" w:w="2160"/>
+          </w:tcPr>
+          <w:p>
+            <w:r>
+              <w:rPr>
+                <w:b/>
+              </w:rPr>
+              <w:t>실적</w:t>
+            </w:r>
+          </w:p>
+        </w:tc>
+        <w:tc>
+          <w:tcPr>
+            <w:tcW w:type="dxa" w:w="2160"/>
+          </w:tcPr>
+          <w:p>
+            <w:r>
+              <w:rPr>
+                <w:b/>
+              </w:rPr>
+              <w:t>차이 사유</w:t>
+            </w:r>
+          </w:p>
+        </w:tc>
+      </w:tr>
+      <w:tr>
+        <w:tc>
+          <w:tcPr>
+            <w:tcW w:type="dxa" w:w="2160"/>
+          </w:tcPr>
+          <w:p>
+            <w:r>
+              <w:rPr>
+                <w:b w:val="0"/>
+              </w:rPr>
+              <w:t>예배·교육 운영</w:t>
+            </w:r>
+          </w:p>
+        </w:tc>
+        <w:tc>
+          <w:tcPr>
+            <w:tcW w:type="dxa" w:w="2160"/>
+          </w:tcPr>
+          <w:p>
+            <w:r>
+              <w:rPr>
+                <w:b w:val="0"/>
+              </w:rPr>
+              <w:t>________회</w:t>
+            </w:r>
+          </w:p>
+        </w:tc>
+        <w:tc>
+          <w:tcPr>
+            <w:tcW w:type="dxa" w:w="2160"/>
+          </w:tcPr>
+          <w:p>
+            <w:r>
+              <w:rPr>
+                <w:b w:val="0"/>
+              </w:rPr>
+              <w:t>________회</w:t>
+            </w:r>
+          </w:p>
+        </w:tc>
+        <w:tc>
+          <w:tcPr>
+            <w:tcW w:type="dxa" w:w="2160"/>
+          </w:tcPr>
+          <w:p>
+            <w:r>
+              <w:rPr>
+                <w:b w:val="0"/>
+              </w:rPr>
+              <w:t>________</w:t>
+            </w:r>
+          </w:p>
+        </w:tc>
+      </w:tr>
+      <w:tr>
+        <w:tc>
+          <w:tcPr>
+            <w:tcW w:type="dxa" w:w="2160"/>
+          </w:tcPr>
+          <w:p>
+            <w:r>
+              <w:rPr>
+                <w:b w:val="0"/>
+              </w:rPr>
+              <w:t>출석 확인</w:t>
+            </w:r>
+          </w:p>
+        </w:tc>
+        <w:tc>
+          <w:tcPr>
+            <w:tcW w:type="dxa" w:w="2160"/>
+          </w:tcPr>
+          <w:p>
+            <w:r>
+              <w:rPr>
+                <w:b w:val="0"/>
+              </w:rPr>
+              <w:t>________회</w:t>
+            </w:r>
+          </w:p>
+        </w:tc>
+        <w:tc>
+          <w:tcPr>
+            <w:tcW w:type="dxa" w:w="2160"/>
+          </w:tcPr>
+          <w:p>
+            <w:r>
+              <w:rPr>
+                <w:b w:val="0"/>
+              </w:rPr>
+              <w:t>________회</w:t>
+            </w:r>
+          </w:p>
+        </w:tc>
+        <w:tc>
+          <w:tcPr>
+            <w:tcW w:type="dxa" w:w="2160"/>
+          </w:tcPr>
+          <w:p>
+            <w:r>
+              <w:rPr>
+                <w:b w:val="0"/>
+              </w:rPr>
+              <w:t>________</w:t>
+            </w:r>
+          </w:p>
+        </w:tc>
+      </w:tr>
+      <w:tr>
+        <w:tc>
+          <w:tcPr>
+            <w:tcW w:type="dxa" w:w="2160"/>
+          </w:tcPr>
+          <w:p>
+            <w:r>
+              <w:rPr>
+                <w:b w:val="0"/>
+              </w:rPr>
+              <w:t>결석 아동 연락</w:t>
+            </w:r>
+          </w:p>
+        </w:tc>
+        <w:tc>
+          <w:tcPr>
+            <w:tcW w:type="dxa" w:w="2160"/>
+          </w:tcPr>
+          <w:p>
+            <w:r>
+              <w:rPr>
+                <w:b w:val="0"/>
+              </w:rPr>
+              <w:t>________명</w:t>
+            </w:r>
+          </w:p>
+        </w:tc>
+        <w:tc>
+          <w:tcPr>
+            <w:tcW w:type="dxa" w:w="2160"/>
+          </w:tcPr>
+          <w:p>
+            <w:r>
+              <w:rPr>
+                <w:b w:val="0"/>
+              </w:rPr>
+              <w:t>________명</w:t>
+            </w:r>
+          </w:p>
+        </w:tc>
+        <w:tc>
+          <w:tcPr>
+            <w:tcW w:type="dxa" w:w="2160"/>
+          </w:tcPr>
+          <w:p>
+            <w:r>
+              <w:rPr>
+                <w:b w:val="0"/>
+              </w:rPr>
+              <w:t>________</w:t>
+            </w:r>
+          </w:p>
+        </w:tc>
+      </w:tr>
+      <w:tr>
+        <w:tc>
+          <w:tcPr>
+            <w:tcW w:type="dxa" w:w="2160"/>
+          </w:tcPr>
+          <w:p>
+            <w:r>
+              <w:rPr>
+                <w:b w:val="0"/>
+              </w:rPr>
+              <w:t>보호자 동의 방문 심방</w:t>
+            </w:r>
+          </w:p>
+        </w:tc>
+        <w:tc>
+          <w:tcPr>
+            <w:tcW w:type="dxa" w:w="2160"/>
+          </w:tcPr>
+          <w:p>
+            <w:r>
+              <w:rPr>
+                <w:b w:val="0"/>
+              </w:rPr>
+              <w:t>________건</w:t>
+            </w:r>
+          </w:p>
+        </w:tc>
+        <w:tc>
+          <w:tcPr>
+            <w:tcW w:type="dxa" w:w="2160"/>
+          </w:tcPr>
+          <w:p>
+            <w:r>
+              <w:rPr>
+                <w:b w:val="0"/>
+              </w:rPr>
+              <w:t>________건</w:t>
+            </w:r>
+          </w:p>
+        </w:tc>
+        <w:tc>
+          <w:tcPr>
+            <w:tcW w:type="dxa" w:w="2160"/>
+          </w:tcPr>
+          <w:p>
+            <w:r>
+              <w:rPr>
+                <w:b w:val="0"/>
+              </w:rPr>
+              <w:t>________</w:t>
+            </w:r>
+          </w:p>
+        </w:tc>
+      </w:tr>
+      <w:tr>
+        <w:tc>
+          <w:tcPr>
+            <w:tcW w:type="dxa" w:w="2160"/>
+          </w:tcPr>
+          <w:p>
+            <w:r>
+              <w:rPr>
+                <w:b w:val="0"/>
+              </w:rPr>
+              <w:t>새친구 후속 안내</w:t>
+            </w:r>
+          </w:p>
+        </w:tc>
+        <w:tc>
+          <w:tcPr>
+            <w:tcW w:type="dxa" w:w="2160"/>
+          </w:tcPr>
+          <w:p>
+            <w:r>
+              <w:rPr>
+                <w:b w:val="0"/>
+              </w:rPr>
+              <w:t>________명</w:t>
+            </w:r>
+          </w:p>
+        </w:tc>
+        <w:tc>
+          <w:tcPr>
+            <w:tcW w:type="dxa" w:w="2160"/>
+          </w:tcPr>
+          <w:p>
+            <w:r>
+              <w:rPr>
+                <w:b w:val="0"/>
+              </w:rPr>
+              <w:t>________명</w:t>
+            </w:r>
+          </w:p>
+        </w:tc>
+        <w:tc>
+          <w:tcPr>
+            <w:tcW w:type="dxa" w:w="2160"/>
+          </w:tcPr>
+          <w:p>
+            <w:r>
+              <w:rPr>
+                <w:b w:val="0"/>
+              </w:rPr>
+              <w:t>________</w:t>
+            </w:r>
+          </w:p>
+        </w:tc>
+      </w:tr>
+    </w:tbl>
+    <w:p/>
+    <w:p>
+      <w:pPr>
+        <w:pStyle w:val="Heading3"/>
+      </w:pPr>
+      <w:r>
+        <w:rPr>
+          <w:b w:val="0"/>
+        </w:rPr>
+        <w:t>나. 반별 출석표</w:t>
       </w:r>
     </w:p>
     <w:p>
@@ -118,7 +1050,934 @@
         <w:rPr>
           <w:b w:val="0"/>
         </w:rPr>
-        <w:t>각 주일에 실제 참석한 아동 수를 적습니다. 5주차가 없는 달은 ‘해당 없음’으로 표시합니다.</w:t>
+        <w:t xml:space="preserve">각 주 칸에는 </w:t>
+      </w:r>
+      <w:r>
+        <w:rPr>
+          <w:b/>
+        </w:rPr>
+        <w:t>출석 인원/해당 주 재적 인원</w:t>
+      </w:r>
+      <w:r>
+        <w:rPr>
+          <w:b w:val="0"/>
+        </w:rPr>
+        <w:t>을 기재합니다. 예배가 없는 주는 ‘해당 없음’으로 표시하고, 결석을 출석으로 처리하지 않습니다.</w:t>
+      </w:r>
+    </w:p>
+    <w:tbl>
+      <w:tblPr>
+        <w:tblStyle w:val="TableGrid"/>
+        <w:tblW w:type="auto" w:w="0"/>
+        <w:tblLook w:firstColumn="1" w:firstRow="1" w:lastColumn="0" w:lastRow="0" w:noHBand="0" w:noVBand="1" w:val="04A0"/>
+      </w:tblPr>
+      <w:tblGrid>
+        <w:gridCol w:w="960"/>
+        <w:gridCol w:w="960"/>
+        <w:gridCol w:w="960"/>
+        <w:gridCol w:w="960"/>
+        <w:gridCol w:w="960"/>
+        <w:gridCol w:w="960"/>
+        <w:gridCol w:w="960"/>
+        <w:gridCol w:w="960"/>
+        <w:gridCol w:w="960"/>
+      </w:tblGrid>
+      <w:tr>
+        <w:tc>
+          <w:tcPr>
+            <w:tcW w:type="dxa" w:w="960"/>
+          </w:tcPr>
+          <w:p>
+            <w:r>
+              <w:rPr>
+                <w:b/>
+              </w:rPr>
+              <w:t>부서</w:t>
+            </w:r>
+          </w:p>
+        </w:tc>
+        <w:tc>
+          <w:tcPr>
+            <w:tcW w:type="dxa" w:w="960"/>
+          </w:tcPr>
+          <w:p>
+            <w:r>
+              <w:rPr>
+                <w:b/>
+              </w:rPr>
+              <w:t>반</w:t>
+            </w:r>
+          </w:p>
+        </w:tc>
+        <w:tc>
+          <w:tcPr>
+            <w:tcW w:type="dxa" w:w="960"/>
+          </w:tcPr>
+          <w:p>
+            <w:r>
+              <w:rPr>
+                <w:b/>
+              </w:rPr>
+              <w:t>담당 교사</w:t>
+            </w:r>
+          </w:p>
+        </w:tc>
+        <w:tc>
+          <w:tcPr>
+            <w:tcW w:type="dxa" w:w="960"/>
+          </w:tcPr>
+          <w:p>
+            <w:r>
+              <w:rPr>
+                <w:b/>
+              </w:rPr>
+              <w:t>1주</w:t>
+            </w:r>
+          </w:p>
+        </w:tc>
+        <w:tc>
+          <w:tcPr>
+            <w:tcW w:type="dxa" w:w="960"/>
+          </w:tcPr>
+          <w:p>
+            <w:r>
+              <w:rPr>
+                <w:b/>
+              </w:rPr>
+              <w:t>2주</w:t>
+            </w:r>
+          </w:p>
+        </w:tc>
+        <w:tc>
+          <w:tcPr>
+            <w:tcW w:type="dxa" w:w="960"/>
+          </w:tcPr>
+          <w:p>
+            <w:r>
+              <w:rPr>
+                <w:b/>
+              </w:rPr>
+              <w:t>3주</w:t>
+            </w:r>
+          </w:p>
+        </w:tc>
+        <w:tc>
+          <w:tcPr>
+            <w:tcW w:type="dxa" w:w="960"/>
+          </w:tcPr>
+          <w:p>
+            <w:r>
+              <w:rPr>
+                <w:b/>
+              </w:rPr>
+              <w:t>4주</w:t>
+            </w:r>
+          </w:p>
+        </w:tc>
+        <w:tc>
+          <w:tcPr>
+            <w:tcW w:type="dxa" w:w="960"/>
+          </w:tcPr>
+          <w:p>
+            <w:r>
+              <w:rPr>
+                <w:b/>
+              </w:rPr>
+              <w:t>5주</w:t>
+            </w:r>
+          </w:p>
+        </w:tc>
+        <w:tc>
+          <w:tcPr>
+            <w:tcW w:type="dxa" w:w="960"/>
+          </w:tcPr>
+          <w:p>
+            <w:r>
+              <w:rPr>
+                <w:b/>
+              </w:rPr>
+              <w:t>월 출석률</w:t>
+            </w:r>
+          </w:p>
+        </w:tc>
+      </w:tr>
+      <w:tr>
+        <w:tc>
+          <w:tcPr>
+            <w:tcW w:type="dxa" w:w="960"/>
+          </w:tcPr>
+          <w:p>
+            <w:r>
+              <w:rPr>
+                <w:b w:val="0"/>
+              </w:rPr>
+              <w:t>유치부</w:t>
+            </w:r>
+          </w:p>
+        </w:tc>
+        <w:tc>
+          <w:tcPr>
+            <w:tcW w:type="dxa" w:w="960"/>
+          </w:tcPr>
+          <w:p>
+            <w:r>
+              <w:rPr>
+                <w:b w:val="0"/>
+              </w:rPr>
+              <w:t>________</w:t>
+            </w:r>
+          </w:p>
+        </w:tc>
+        <w:tc>
+          <w:tcPr>
+            <w:tcW w:type="dxa" w:w="960"/>
+          </w:tcPr>
+          <w:p>
+            <w:r>
+              <w:rPr>
+                <w:b w:val="0"/>
+              </w:rPr>
+              <w:t>________</w:t>
+            </w:r>
+          </w:p>
+        </w:tc>
+        <w:tc>
+          <w:tcPr>
+            <w:tcW w:type="dxa" w:w="960"/>
+          </w:tcPr>
+          <w:p>
+            <w:r>
+              <w:rPr>
+                <w:b w:val="0"/>
+              </w:rPr>
+              <w:t>________</w:t>
+            </w:r>
+          </w:p>
+        </w:tc>
+        <w:tc>
+          <w:tcPr>
+            <w:tcW w:type="dxa" w:w="960"/>
+          </w:tcPr>
+          <w:p>
+            <w:r>
+              <w:rPr>
+                <w:b w:val="0"/>
+              </w:rPr>
+              <w:t>________</w:t>
+            </w:r>
+          </w:p>
+        </w:tc>
+        <w:tc>
+          <w:tcPr>
+            <w:tcW w:type="dxa" w:w="960"/>
+          </w:tcPr>
+          <w:p>
+            <w:r>
+              <w:rPr>
+                <w:b w:val="0"/>
+              </w:rPr>
+              <w:t>________</w:t>
+            </w:r>
+          </w:p>
+        </w:tc>
+        <w:tc>
+          <w:tcPr>
+            <w:tcW w:type="dxa" w:w="960"/>
+          </w:tcPr>
+          <w:p>
+            <w:r>
+              <w:rPr>
+                <w:b w:val="0"/>
+              </w:rPr>
+              <w:t>________</w:t>
+            </w:r>
+          </w:p>
+        </w:tc>
+        <w:tc>
+          <w:tcPr>
+            <w:tcW w:type="dxa" w:w="960"/>
+          </w:tcPr>
+          <w:p>
+            <w:r>
+              <w:rPr>
+                <w:b w:val="0"/>
+              </w:rPr>
+              <w:t>________</w:t>
+            </w:r>
+          </w:p>
+        </w:tc>
+        <w:tc>
+          <w:tcPr>
+            <w:tcW w:type="dxa" w:w="960"/>
+          </w:tcPr>
+          <w:p>
+            <w:r>
+              <w:rPr>
+                <w:b w:val="0"/>
+              </w:rPr>
+              <w:t>________%</w:t>
+            </w:r>
+          </w:p>
+        </w:tc>
+      </w:tr>
+      <w:tr>
+        <w:tc>
+          <w:tcPr>
+            <w:tcW w:type="dxa" w:w="960"/>
+          </w:tcPr>
+          <w:p>
+            <w:r>
+              <w:rPr>
+                <w:b w:val="0"/>
+              </w:rPr>
+              <w:t>유치부</w:t>
+            </w:r>
+          </w:p>
+        </w:tc>
+        <w:tc>
+          <w:tcPr>
+            <w:tcW w:type="dxa" w:w="960"/>
+          </w:tcPr>
+          <w:p>
+            <w:r>
+              <w:rPr>
+                <w:b w:val="0"/>
+              </w:rPr>
+              <w:t>________</w:t>
+            </w:r>
+          </w:p>
+        </w:tc>
+        <w:tc>
+          <w:tcPr>
+            <w:tcW w:type="dxa" w:w="960"/>
+          </w:tcPr>
+          <w:p>
+            <w:r>
+              <w:rPr>
+                <w:b w:val="0"/>
+              </w:rPr>
+              <w:t>________</w:t>
+            </w:r>
+          </w:p>
+        </w:tc>
+        <w:tc>
+          <w:tcPr>
+            <w:tcW w:type="dxa" w:w="960"/>
+          </w:tcPr>
+          <w:p>
+            <w:r>
+              <w:rPr>
+                <w:b w:val="0"/>
+              </w:rPr>
+              <w:t>________</w:t>
+            </w:r>
+          </w:p>
+        </w:tc>
+        <w:tc>
+          <w:tcPr>
+            <w:tcW w:type="dxa" w:w="960"/>
+          </w:tcPr>
+          <w:p>
+            <w:r>
+              <w:rPr>
+                <w:b w:val="0"/>
+              </w:rPr>
+              <w:t>________</w:t>
+            </w:r>
+          </w:p>
+        </w:tc>
+        <w:tc>
+          <w:tcPr>
+            <w:tcW w:type="dxa" w:w="960"/>
+          </w:tcPr>
+          <w:p>
+            <w:r>
+              <w:rPr>
+                <w:b w:val="0"/>
+              </w:rPr>
+              <w:t>________</w:t>
+            </w:r>
+          </w:p>
+        </w:tc>
+        <w:tc>
+          <w:tcPr>
+            <w:tcW w:type="dxa" w:w="960"/>
+          </w:tcPr>
+          <w:p>
+            <w:r>
+              <w:rPr>
+                <w:b w:val="0"/>
+              </w:rPr>
+              <w:t>________</w:t>
+            </w:r>
+          </w:p>
+        </w:tc>
+        <w:tc>
+          <w:tcPr>
+            <w:tcW w:type="dxa" w:w="960"/>
+          </w:tcPr>
+          <w:p>
+            <w:r>
+              <w:rPr>
+                <w:b w:val="0"/>
+              </w:rPr>
+              <w:t>________</w:t>
+            </w:r>
+          </w:p>
+        </w:tc>
+        <w:tc>
+          <w:tcPr>
+            <w:tcW w:type="dxa" w:w="960"/>
+          </w:tcPr>
+          <w:p>
+            <w:r>
+              <w:rPr>
+                <w:b w:val="0"/>
+              </w:rPr>
+              <w:t>________%</w:t>
+            </w:r>
+          </w:p>
+        </w:tc>
+      </w:tr>
+      <w:tr>
+        <w:tc>
+          <w:tcPr>
+            <w:tcW w:type="dxa" w:w="960"/>
+          </w:tcPr>
+          <w:p>
+            <w:r>
+              <w:rPr>
+                <w:b w:val="0"/>
+              </w:rPr>
+              <w:t>아동부</w:t>
+            </w:r>
+          </w:p>
+        </w:tc>
+        <w:tc>
+          <w:tcPr>
+            <w:tcW w:type="dxa" w:w="960"/>
+          </w:tcPr>
+          <w:p>
+            <w:r>
+              <w:rPr>
+                <w:b w:val="0"/>
+              </w:rPr>
+              <w:t>________</w:t>
+            </w:r>
+          </w:p>
+        </w:tc>
+        <w:tc>
+          <w:tcPr>
+            <w:tcW w:type="dxa" w:w="960"/>
+          </w:tcPr>
+          <w:p>
+            <w:r>
+              <w:rPr>
+                <w:b w:val="0"/>
+              </w:rPr>
+              <w:t>________</w:t>
+            </w:r>
+          </w:p>
+        </w:tc>
+        <w:tc>
+          <w:tcPr>
+            <w:tcW w:type="dxa" w:w="960"/>
+          </w:tcPr>
+          <w:p>
+            <w:r>
+              <w:rPr>
+                <w:b w:val="0"/>
+              </w:rPr>
+              <w:t>________</w:t>
+            </w:r>
+          </w:p>
+        </w:tc>
+        <w:tc>
+          <w:tcPr>
+            <w:tcW w:type="dxa" w:w="960"/>
+          </w:tcPr>
+          <w:p>
+            <w:r>
+              <w:rPr>
+                <w:b w:val="0"/>
+              </w:rPr>
+              <w:t>________</w:t>
+            </w:r>
+          </w:p>
+        </w:tc>
+        <w:tc>
+          <w:tcPr>
+            <w:tcW w:type="dxa" w:w="960"/>
+          </w:tcPr>
+          <w:p>
+            <w:r>
+              <w:rPr>
+                <w:b w:val="0"/>
+              </w:rPr>
+              <w:t>________</w:t>
+            </w:r>
+          </w:p>
+        </w:tc>
+        <w:tc>
+          <w:tcPr>
+            <w:tcW w:type="dxa" w:w="960"/>
+          </w:tcPr>
+          <w:p>
+            <w:r>
+              <w:rPr>
+                <w:b w:val="0"/>
+              </w:rPr>
+              <w:t>________</w:t>
+            </w:r>
+          </w:p>
+        </w:tc>
+        <w:tc>
+          <w:tcPr>
+            <w:tcW w:type="dxa" w:w="960"/>
+          </w:tcPr>
+          <w:p>
+            <w:r>
+              <w:rPr>
+                <w:b w:val="0"/>
+              </w:rPr>
+              <w:t>________</w:t>
+            </w:r>
+          </w:p>
+        </w:tc>
+        <w:tc>
+          <w:tcPr>
+            <w:tcW w:type="dxa" w:w="960"/>
+          </w:tcPr>
+          <w:p>
+            <w:r>
+              <w:rPr>
+                <w:b w:val="0"/>
+              </w:rPr>
+              <w:t>________%</w:t>
+            </w:r>
+          </w:p>
+        </w:tc>
+      </w:tr>
+      <w:tr>
+        <w:tc>
+          <w:tcPr>
+            <w:tcW w:type="dxa" w:w="960"/>
+          </w:tcPr>
+          <w:p>
+            <w:r>
+              <w:rPr>
+                <w:b w:val="0"/>
+              </w:rPr>
+              <w:t>아동부</w:t>
+            </w:r>
+          </w:p>
+        </w:tc>
+        <w:tc>
+          <w:tcPr>
+            <w:tcW w:type="dxa" w:w="960"/>
+          </w:tcPr>
+          <w:p>
+            <w:r>
+              <w:rPr>
+                <w:b w:val="0"/>
+              </w:rPr>
+              <w:t>________</w:t>
+            </w:r>
+          </w:p>
+        </w:tc>
+        <w:tc>
+          <w:tcPr>
+            <w:tcW w:type="dxa" w:w="960"/>
+          </w:tcPr>
+          <w:p>
+            <w:r>
+              <w:rPr>
+                <w:b w:val="0"/>
+              </w:rPr>
+              <w:t>________</w:t>
+            </w:r>
+          </w:p>
+        </w:tc>
+        <w:tc>
+          <w:tcPr>
+            <w:tcW w:type="dxa" w:w="960"/>
+          </w:tcPr>
+          <w:p>
+            <w:r>
+              <w:rPr>
+                <w:b w:val="0"/>
+              </w:rPr>
+              <w:t>________</w:t>
+            </w:r>
+          </w:p>
+        </w:tc>
+        <w:tc>
+          <w:tcPr>
+            <w:tcW w:type="dxa" w:w="960"/>
+          </w:tcPr>
+          <w:p>
+            <w:r>
+              <w:rPr>
+                <w:b w:val="0"/>
+              </w:rPr>
+              <w:t>________</w:t>
+            </w:r>
+          </w:p>
+        </w:tc>
+        <w:tc>
+          <w:tcPr>
+            <w:tcW w:type="dxa" w:w="960"/>
+          </w:tcPr>
+          <w:p>
+            <w:r>
+              <w:rPr>
+                <w:b w:val="0"/>
+              </w:rPr>
+              <w:t>________</w:t>
+            </w:r>
+          </w:p>
+        </w:tc>
+        <w:tc>
+          <w:tcPr>
+            <w:tcW w:type="dxa" w:w="960"/>
+          </w:tcPr>
+          <w:p>
+            <w:r>
+              <w:rPr>
+                <w:b w:val="0"/>
+              </w:rPr>
+              <w:t>________</w:t>
+            </w:r>
+          </w:p>
+        </w:tc>
+        <w:tc>
+          <w:tcPr>
+            <w:tcW w:type="dxa" w:w="960"/>
+          </w:tcPr>
+          <w:p>
+            <w:r>
+              <w:rPr>
+                <w:b w:val="0"/>
+              </w:rPr>
+              <w:t>________</w:t>
+            </w:r>
+          </w:p>
+        </w:tc>
+        <w:tc>
+          <w:tcPr>
+            <w:tcW w:type="dxa" w:w="960"/>
+          </w:tcPr>
+          <w:p>
+            <w:r>
+              <w:rPr>
+                <w:b w:val="0"/>
+              </w:rPr>
+              <w:t>________%</w:t>
+            </w:r>
+          </w:p>
+        </w:tc>
+      </w:tr>
+      <w:tr>
+        <w:tc>
+          <w:tcPr>
+            <w:tcW w:type="dxa" w:w="960"/>
+          </w:tcPr>
+          <w:p>
+            <w:r>
+              <w:rPr>
+                <w:b w:val="0"/>
+              </w:rPr>
+              <w:t>합계</w:t>
+            </w:r>
+          </w:p>
+        </w:tc>
+        <w:tc>
+          <w:tcPr>
+            <w:tcW w:type="dxa" w:w="960"/>
+          </w:tcPr>
+          <w:p>
+            <w:r>
+              <w:rPr>
+                <w:b w:val="0"/>
+              </w:rPr>
+              <w:t>________</w:t>
+            </w:r>
+          </w:p>
+        </w:tc>
+        <w:tc>
+          <w:tcPr>
+            <w:tcW w:type="dxa" w:w="960"/>
+          </w:tcPr>
+          <w:p>
+            <w:r>
+              <w:rPr>
+                <w:b w:val="0"/>
+              </w:rPr>
+              <w:t>________</w:t>
+            </w:r>
+          </w:p>
+        </w:tc>
+        <w:tc>
+          <w:tcPr>
+            <w:tcW w:type="dxa" w:w="960"/>
+          </w:tcPr>
+          <w:p>
+            <w:r>
+              <w:rPr>
+                <w:b w:val="0"/>
+              </w:rPr>
+              <w:t>________</w:t>
+            </w:r>
+          </w:p>
+        </w:tc>
+        <w:tc>
+          <w:tcPr>
+            <w:tcW w:type="dxa" w:w="960"/>
+          </w:tcPr>
+          <w:p>
+            <w:r>
+              <w:rPr>
+                <w:b w:val="0"/>
+              </w:rPr>
+              <w:t>________</w:t>
+            </w:r>
+          </w:p>
+        </w:tc>
+        <w:tc>
+          <w:tcPr>
+            <w:tcW w:type="dxa" w:w="960"/>
+          </w:tcPr>
+          <w:p>
+            <w:r>
+              <w:rPr>
+                <w:b w:val="0"/>
+              </w:rPr>
+              <w:t>________</w:t>
+            </w:r>
+          </w:p>
+        </w:tc>
+        <w:tc>
+          <w:tcPr>
+            <w:tcW w:type="dxa" w:w="960"/>
+          </w:tcPr>
+          <w:p>
+            <w:r>
+              <w:rPr>
+                <w:b w:val="0"/>
+              </w:rPr>
+              <w:t>________</w:t>
+            </w:r>
+          </w:p>
+        </w:tc>
+        <w:tc>
+          <w:tcPr>
+            <w:tcW w:type="dxa" w:w="960"/>
+          </w:tcPr>
+          <w:p>
+            <w:r>
+              <w:rPr>
+                <w:b w:val="0"/>
+              </w:rPr>
+              <w:t>________</w:t>
+            </w:r>
+          </w:p>
+        </w:tc>
+        <w:tc>
+          <w:tcPr>
+            <w:tcW w:type="dxa" w:w="960"/>
+          </w:tcPr>
+          <w:p>
+            <w:r>
+              <w:rPr>
+                <w:b w:val="0"/>
+              </w:rPr>
+              <w:t>________%</w:t>
+            </w:r>
+          </w:p>
+        </w:tc>
+      </w:tr>
+      <w:tr>
+        <w:tc>
+          <w:tcPr>
+            <w:tcW w:type="dxa" w:w="960"/>
+          </w:tcPr>
+          <w:p>
+            <w:r>
+              <w:rPr>
+                <w:b w:val="0"/>
+              </w:rPr>
+              <w:t>주별 예배일</w:t>
+            </w:r>
+          </w:p>
+        </w:tc>
+        <w:tc>
+          <w:tcPr>
+            <w:tcW w:type="dxa" w:w="960"/>
+          </w:tcPr>
+          <w:p>
+            <w:r>
+              <w:rPr>
+                <w:b w:val="0"/>
+              </w:rPr>
+              <w:t>—</w:t>
+            </w:r>
+          </w:p>
+        </w:tc>
+        <w:tc>
+          <w:tcPr>
+            <w:tcW w:type="dxa" w:w="960"/>
+          </w:tcPr>
+          <w:p>
+            <w:r>
+              <w:rPr>
+                <w:b w:val="0"/>
+              </w:rPr>
+              <w:t>—</w:t>
+            </w:r>
+          </w:p>
+        </w:tc>
+        <w:tc>
+          <w:tcPr>
+            <w:tcW w:type="dxa" w:w="960"/>
+          </w:tcPr>
+          <w:p>
+            <w:r>
+              <w:rPr>
+                <w:b w:val="0"/>
+              </w:rPr>
+              <w:t>________</w:t>
+            </w:r>
+          </w:p>
+        </w:tc>
+        <w:tc>
+          <w:tcPr>
+            <w:tcW w:type="dxa" w:w="960"/>
+          </w:tcPr>
+          <w:p>
+            <w:r>
+              <w:rPr>
+                <w:b w:val="0"/>
+              </w:rPr>
+              <w:t>________</w:t>
+            </w:r>
+          </w:p>
+        </w:tc>
+        <w:tc>
+          <w:tcPr>
+            <w:tcW w:type="dxa" w:w="960"/>
+          </w:tcPr>
+          <w:p>
+            <w:r>
+              <w:rPr>
+                <w:b w:val="0"/>
+              </w:rPr>
+              <w:t>________</w:t>
+            </w:r>
+          </w:p>
+        </w:tc>
+        <w:tc>
+          <w:tcPr>
+            <w:tcW w:type="dxa" w:w="960"/>
+          </w:tcPr>
+          <w:p>
+            <w:r>
+              <w:rPr>
+                <w:b w:val="0"/>
+              </w:rPr>
+              <w:t>________</w:t>
+            </w:r>
+          </w:p>
+        </w:tc>
+        <w:tc>
+          <w:tcPr>
+            <w:tcW w:type="dxa" w:w="960"/>
+          </w:tcPr>
+          <w:p>
+            <w:r>
+              <w:rPr>
+                <w:b w:val="0"/>
+              </w:rPr>
+              <w:t>________</w:t>
+            </w:r>
+          </w:p>
+        </w:tc>
+        <w:tc>
+          <w:tcPr>
+            <w:tcW w:type="dxa" w:w="960"/>
+          </w:tcPr>
+          <w:p>
+            <w:r>
+              <w:rPr>
+                <w:b w:val="0"/>
+              </w:rPr>
+              <w:t>—</w:t>
+            </w:r>
+          </w:p>
+        </w:tc>
+      </w:tr>
+    </w:tbl>
+    <w:p/>
+    <w:p>
+      <w:r>
+        <w:rPr>
+          <w:b w:val="0"/>
+        </w:rPr>
+        <w:t>1) 월 출석률 = 실제 운영 주의 출석 인원 합계 ÷ 해당 주 재적 인원 합계 × 100</w:t>
+      </w:r>
+    </w:p>
+    <w:p>
+      <w:r>
+        <w:rPr>
+          <w:b w:val="0"/>
+        </w:rPr>
+        <w:t>2) 주간 평균 출석 = 실제 운영 주의 출석 인원 합계 ÷ 실제 운영 주 수</w:t>
+      </w:r>
+    </w:p>
+    <w:p>
+      <w:r>
+        <w:rPr>
+          <w:b w:val="0"/>
+        </w:rPr>
+        <w:t>3) 신규 등록·전출 등 재적 변동은 발생 주부터 반영하며, 월말 재적은 주별 재적 합계와 구분합니다.</w:t>
+      </w:r>
+    </w:p>
+    <w:p>
+      <w:r>
+        <w:rPr>
+          <w:b w:val="0"/>
+        </w:rPr>
+        <w:t>4) 출석 자료 확인 담당: ________ / 확인 기한: ________</w:t>
+      </w:r>
+    </w:p>
+    <w:p>
+      <w:pPr>
+        <w:pStyle w:val="Heading3"/>
+      </w:pPr>
+      <w:r>
+        <w:rPr>
+          <w:b w:val="0"/>
+        </w:rPr>
+        <w:t>다. 결석 아동 연락·심방 기록</w:t>
+      </w:r>
+    </w:p>
+    <w:p>
+      <w:r>
+        <w:rPr>
+          <w:b w:val="0"/>
+        </w:rPr>
+        <w:t xml:space="preserve">아동은 </w:t>
+      </w:r>
+      <w:r>
+        <w:rPr>
+          <w:b/>
+        </w:rPr>
+        <w:t>관리번호</w:t>
+      </w:r>
+      <w:r>
+        <w:rPr>
+          <w:b w:val="0"/>
+        </w:rPr>
+        <w:t>로 표시합니다. 내용은 ‘안부 확인’, ‘다음 예배 안내’, ‘연락 미완료’ 등 필요한 사실만 적고, 연락처·질병명·가정사·상담 원문은 적지 않습니다.</w:t>
       </w:r>
     </w:p>
     <w:tbl>
@@ -147,7 +2006,7 @@
               <w:rPr>
                 <w:b/>
               </w:rPr>
-              <w:t>부서</w:t>
+              <w:t>아동 관리번호·반</w:t>
             </w:r>
           </w:p>
         </w:tc>
@@ -160,7 +2019,7 @@
               <w:rPr>
                 <w:b/>
               </w:rPr>
-              <w:t>반</w:t>
+              <w:t>날짜</w:t>
             </w:r>
           </w:p>
         </w:tc>
@@ -173,7 +2032,7 @@
               <w:rPr>
                 <w:b/>
               </w:rPr>
-              <w:t>등록 아동 수</w:t>
+              <w:t>방법(전화·문자·방문)</w:t>
             </w:r>
           </w:p>
         </w:tc>
@@ -186,7 +2045,7 @@
               <w:rPr>
                 <w:b/>
               </w:rPr>
-              <w:t>1주</w:t>
+              <w:t>내용</w:t>
             </w:r>
           </w:p>
         </w:tc>
@@ -199,7 +2058,7 @@
               <w:rPr>
                 <w:b/>
               </w:rPr>
-              <w:t>2주</w:t>
+              <w:t>후속조치</w:t>
             </w:r>
           </w:p>
         </w:tc>
@@ -212,7 +2071,7 @@
               <w:rPr>
                 <w:b/>
               </w:rPr>
-              <w:t>3주</w:t>
+              <w:t>담당</w:t>
             </w:r>
           </w:p>
         </w:tc>
@@ -225,7 +2084,7 @@
               <w:rPr>
                 <w:b/>
               </w:rPr>
-              <w:t>4주</w:t>
+              <w:t>완료 기한</w:t>
             </w:r>
           </w:p>
         </w:tc>
@@ -238,7 +2097,7 @@
               <w:rPr>
                 <w:b/>
               </w:rPr>
-              <w:t>5주</w:t>
+              <w:t>처리 결과</w:t>
             </w:r>
           </w:p>
         </w:tc>
@@ -253,7 +2112,7 @@
               <w:rPr>
                 <w:b w:val="0"/>
               </w:rPr>
-              <w:t>유치부</w:t>
+              <w:t>________</w:t>
             </w:r>
           </w:p>
         </w:tc>
@@ -359,7 +2218,7 @@
               <w:rPr>
                 <w:b w:val="0"/>
               </w:rPr>
-              <w:t>유치부</w:t>
+              <w:t>________</w:t>
             </w:r>
           </w:p>
         </w:tc>
@@ -465,7 +2324,7 @@
               <w:rPr>
                 <w:b w:val="0"/>
               </w:rPr>
-              <w:t>아동부</w:t>
+              <w:t>________</w:t>
             </w:r>
           </w:p>
         </w:tc>
@@ -479,218 +2338,6 @@
                 <w:b w:val="0"/>
               </w:rPr>
               <w:t>________</w:t>
-            </w:r>
-          </w:p>
-        </w:tc>
-        <w:tc>
-          <w:tcPr>
-            <w:tcW w:type="dxa" w:w="1080"/>
-          </w:tcPr>
-          <w:p>
-            <w:r>
-              <w:rPr>
-                <w:b w:val="0"/>
-              </w:rPr>
-              <w:t>________</w:t>
-            </w:r>
-          </w:p>
-        </w:tc>
-        <w:tc>
-          <w:tcPr>
-            <w:tcW w:type="dxa" w:w="1080"/>
-          </w:tcPr>
-          <w:p>
-            <w:r>
-              <w:rPr>
-                <w:b w:val="0"/>
-              </w:rPr>
-              <w:t>________</w:t>
-            </w:r>
-          </w:p>
-        </w:tc>
-        <w:tc>
-          <w:tcPr>
-            <w:tcW w:type="dxa" w:w="1080"/>
-          </w:tcPr>
-          <w:p>
-            <w:r>
-              <w:rPr>
-                <w:b w:val="0"/>
-              </w:rPr>
-              <w:t>________</w:t>
-            </w:r>
-          </w:p>
-        </w:tc>
-        <w:tc>
-          <w:tcPr>
-            <w:tcW w:type="dxa" w:w="1080"/>
-          </w:tcPr>
-          <w:p>
-            <w:r>
-              <w:rPr>
-                <w:b w:val="0"/>
-              </w:rPr>
-              <w:t>________</w:t>
-            </w:r>
-          </w:p>
-        </w:tc>
-        <w:tc>
-          <w:tcPr>
-            <w:tcW w:type="dxa" w:w="1080"/>
-          </w:tcPr>
-          <w:p>
-            <w:r>
-              <w:rPr>
-                <w:b w:val="0"/>
-              </w:rPr>
-              <w:t>________</w:t>
-            </w:r>
-          </w:p>
-        </w:tc>
-        <w:tc>
-          <w:tcPr>
-            <w:tcW w:type="dxa" w:w="1080"/>
-          </w:tcPr>
-          <w:p>
-            <w:r>
-              <w:rPr>
-                <w:b w:val="0"/>
-              </w:rPr>
-              <w:t>________</w:t>
-            </w:r>
-          </w:p>
-        </w:tc>
-      </w:tr>
-      <w:tr>
-        <w:tc>
-          <w:tcPr>
-            <w:tcW w:type="dxa" w:w="1080"/>
-          </w:tcPr>
-          <w:p>
-            <w:r>
-              <w:rPr>
-                <w:b w:val="0"/>
-              </w:rPr>
-              <w:t>아동부</w:t>
-            </w:r>
-          </w:p>
-        </w:tc>
-        <w:tc>
-          <w:tcPr>
-            <w:tcW w:type="dxa" w:w="1080"/>
-          </w:tcPr>
-          <w:p>
-            <w:r>
-              <w:rPr>
-                <w:b w:val="0"/>
-              </w:rPr>
-              <w:t>________</w:t>
-            </w:r>
-          </w:p>
-        </w:tc>
-        <w:tc>
-          <w:tcPr>
-            <w:tcW w:type="dxa" w:w="1080"/>
-          </w:tcPr>
-          <w:p>
-            <w:r>
-              <w:rPr>
-                <w:b w:val="0"/>
-              </w:rPr>
-              <w:t>________</w:t>
-            </w:r>
-          </w:p>
-        </w:tc>
-        <w:tc>
-          <w:tcPr>
-            <w:tcW w:type="dxa" w:w="1080"/>
-          </w:tcPr>
-          <w:p>
-            <w:r>
-              <w:rPr>
-                <w:b w:val="0"/>
-              </w:rPr>
-              <w:t>________</w:t>
-            </w:r>
-          </w:p>
-        </w:tc>
-        <w:tc>
-          <w:tcPr>
-            <w:tcW w:type="dxa" w:w="1080"/>
-          </w:tcPr>
-          <w:p>
-            <w:r>
-              <w:rPr>
-                <w:b w:val="0"/>
-              </w:rPr>
-              <w:t>________</w:t>
-            </w:r>
-          </w:p>
-        </w:tc>
-        <w:tc>
-          <w:tcPr>
-            <w:tcW w:type="dxa" w:w="1080"/>
-          </w:tcPr>
-          <w:p>
-            <w:r>
-              <w:rPr>
-                <w:b w:val="0"/>
-              </w:rPr>
-              <w:t>________</w:t>
-            </w:r>
-          </w:p>
-        </w:tc>
-        <w:tc>
-          <w:tcPr>
-            <w:tcW w:type="dxa" w:w="1080"/>
-          </w:tcPr>
-          <w:p>
-            <w:r>
-              <w:rPr>
-                <w:b w:val="0"/>
-              </w:rPr>
-              <w:t>________</w:t>
-            </w:r>
-          </w:p>
-        </w:tc>
-        <w:tc>
-          <w:tcPr>
-            <w:tcW w:type="dxa" w:w="1080"/>
-          </w:tcPr>
-          <w:p>
-            <w:r>
-              <w:rPr>
-                <w:b w:val="0"/>
-              </w:rPr>
-              <w:t>________</w:t>
-            </w:r>
-          </w:p>
-        </w:tc>
-      </w:tr>
-      <w:tr>
-        <w:tc>
-          <w:tcPr>
-            <w:tcW w:type="dxa" w:w="1080"/>
-          </w:tcPr>
-          <w:p>
-            <w:r>
-              <w:rPr>
-                <w:b w:val="0"/>
-              </w:rPr>
-              <w:t>합계</w:t>
-            </w:r>
-          </w:p>
-        </w:tc>
-        <w:tc>
-          <w:tcPr>
-            <w:tcW w:type="dxa" w:w="1080"/>
-          </w:tcPr>
-          <w:p>
-            <w:r>
-              <w:rPr>
-                <w:b w:val="0"/>
-              </w:rPr>
-              <w:t>—</w:t>
             </w:r>
           </w:p>
         </w:tc>
@@ -776,36 +2423,422 @@
     </w:tbl>
     <w:p/>
     <w:p>
+      <w:r>
+        <w:rPr>
+          <w:b w:val="0"/>
+        </w:rPr>
+        <w:t>1) 보호자에게 연락하며, 방문은 보호자의 사전 동의를 받아 교회가 정한 동행 기준에 따라 진행합니다.</w:t>
+      </w:r>
+    </w:p>
+    <w:p>
+      <w:r>
+        <w:rPr>
+          <w:b w:val="0"/>
+        </w:rPr>
+        <w:t>2) 연락을 원하지 않는다는 의사가 확인되면 이를 존중하고 후속 연락 여부를 담당 리더와 확인합니다.</w:t>
+      </w:r>
+    </w:p>
+    <w:p>
+      <w:r>
+        <w:rPr>
+          <w:b w:val="0"/>
+        </w:rPr>
+        <w:t>3) 보호자 동의·방문 일정 확인 담당: ________ / 확인 기한: ________</w:t>
+      </w:r>
+    </w:p>
+    <w:p>
       <w:pPr>
-        <w:pStyle w:val="ListBullet"/>
+        <w:pStyle w:val="Heading3"/>
       </w:pPr>
       <w:r>
         <w:rPr>
           <w:b w:val="0"/>
         </w:rPr>
-        <w:t>주일 날짜 : 1주 ________ / 2주 ________ / 3주 ________ / 4주 ________ / 5주 ________</w:t>
+        <w:t>라. 새친구 등록 현황</w:t>
       </w:r>
     </w:p>
+    <w:tbl>
+      <w:tblPr>
+        <w:tblStyle w:val="TableGrid"/>
+        <w:tblW w:type="auto" w:w="0"/>
+        <w:tblLook w:firstColumn="1" w:firstRow="1" w:lastColumn="0" w:lastRow="0" w:noHBand="0" w:noVBand="1" w:val="04A0"/>
+      </w:tblPr>
+      <w:tblGrid>
+        <w:gridCol w:w="960"/>
+        <w:gridCol w:w="960"/>
+        <w:gridCol w:w="960"/>
+        <w:gridCol w:w="960"/>
+        <w:gridCol w:w="960"/>
+        <w:gridCol w:w="960"/>
+        <w:gridCol w:w="960"/>
+        <w:gridCol w:w="960"/>
+        <w:gridCol w:w="960"/>
+      </w:tblGrid>
+      <w:tr>
+        <w:tc>
+          <w:tcPr>
+            <w:tcW w:type="dxa" w:w="960"/>
+          </w:tcPr>
+          <w:p>
+            <w:r>
+              <w:rPr>
+                <w:b/>
+              </w:rPr>
+              <w:t>관리번호</w:t>
+            </w:r>
+          </w:p>
+        </w:tc>
+        <w:tc>
+          <w:tcPr>
+            <w:tcW w:type="dxa" w:w="960"/>
+          </w:tcPr>
+          <w:p>
+            <w:r>
+              <w:rPr>
+                <w:b/>
+              </w:rPr>
+              <w:t>부서·배정 반</w:t>
+            </w:r>
+          </w:p>
+        </w:tc>
+        <w:tc>
+          <w:tcPr>
+            <w:tcW w:type="dxa" w:w="960"/>
+          </w:tcPr>
+          <w:p>
+            <w:r>
+              <w:rPr>
+                <w:b/>
+              </w:rPr>
+              <w:t>첫 출석일</w:t>
+            </w:r>
+          </w:p>
+        </w:tc>
+        <w:tc>
+          <w:tcPr>
+            <w:tcW w:type="dxa" w:w="960"/>
+          </w:tcPr>
+          <w:p>
+            <w:r>
+              <w:rPr>
+                <w:b/>
+              </w:rPr>
+              <w:t>등록일</w:t>
+            </w:r>
+          </w:p>
+        </w:tc>
+        <w:tc>
+          <w:tcPr>
+            <w:tcW w:type="dxa" w:w="960"/>
+          </w:tcPr>
+          <w:p>
+            <w:r>
+              <w:rPr>
+                <w:b/>
+              </w:rPr>
+              <w:t>보호자 동의 확인</w:t>
+            </w:r>
+          </w:p>
+        </w:tc>
+        <w:tc>
+          <w:tcPr>
+            <w:tcW w:type="dxa" w:w="960"/>
+          </w:tcPr>
+          <w:p>
+            <w:r>
+              <w:rPr>
+                <w:b/>
+              </w:rPr>
+              <w:t>후속 안내 내용</w:t>
+            </w:r>
+          </w:p>
+        </w:tc>
+        <w:tc>
+          <w:tcPr>
+            <w:tcW w:type="dxa" w:w="960"/>
+          </w:tcPr>
+          <w:p>
+            <w:r>
+              <w:rPr>
+                <w:b/>
+              </w:rPr>
+              <w:t>담당</w:t>
+            </w:r>
+          </w:p>
+        </w:tc>
+        <w:tc>
+          <w:tcPr>
+            <w:tcW w:type="dxa" w:w="960"/>
+          </w:tcPr>
+          <w:p>
+            <w:r>
+              <w:rPr>
+                <w:b/>
+              </w:rPr>
+              <w:t>완료 기한</w:t>
+            </w:r>
+          </w:p>
+        </w:tc>
+        <w:tc>
+          <w:tcPr>
+            <w:tcW w:type="dxa" w:w="960"/>
+          </w:tcPr>
+          <w:p>
+            <w:r>
+              <w:rPr>
+                <w:b/>
+              </w:rPr>
+              <w:t>처리 결과</w:t>
+            </w:r>
+          </w:p>
+        </w:tc>
+      </w:tr>
+      <w:tr>
+        <w:tc>
+          <w:tcPr>
+            <w:tcW w:type="dxa" w:w="960"/>
+          </w:tcPr>
+          <w:p>
+            <w:r>
+              <w:rPr>
+                <w:b w:val="0"/>
+              </w:rPr>
+              <w:t>________</w:t>
+            </w:r>
+          </w:p>
+        </w:tc>
+        <w:tc>
+          <w:tcPr>
+            <w:tcW w:type="dxa" w:w="960"/>
+          </w:tcPr>
+          <w:p>
+            <w:r>
+              <w:rPr>
+                <w:b w:val="0"/>
+              </w:rPr>
+              <w:t>________</w:t>
+            </w:r>
+          </w:p>
+        </w:tc>
+        <w:tc>
+          <w:tcPr>
+            <w:tcW w:type="dxa" w:w="960"/>
+          </w:tcPr>
+          <w:p>
+            <w:r>
+              <w:rPr>
+                <w:b w:val="0"/>
+              </w:rPr>
+              <w:t>________</w:t>
+            </w:r>
+          </w:p>
+        </w:tc>
+        <w:tc>
+          <w:tcPr>
+            <w:tcW w:type="dxa" w:w="960"/>
+          </w:tcPr>
+          <w:p>
+            <w:r>
+              <w:rPr>
+                <w:b w:val="0"/>
+              </w:rPr>
+              <w:t>________</w:t>
+            </w:r>
+          </w:p>
+        </w:tc>
+        <w:tc>
+          <w:tcPr>
+            <w:tcW w:type="dxa" w:w="960"/>
+          </w:tcPr>
+          <w:p>
+            <w:r>
+              <w:rPr>
+                <w:b w:val="0"/>
+              </w:rPr>
+              <w:t>________</w:t>
+            </w:r>
+          </w:p>
+        </w:tc>
+        <w:tc>
+          <w:tcPr>
+            <w:tcW w:type="dxa" w:w="960"/>
+          </w:tcPr>
+          <w:p>
+            <w:r>
+              <w:rPr>
+                <w:b w:val="0"/>
+              </w:rPr>
+              <w:t>________</w:t>
+            </w:r>
+          </w:p>
+        </w:tc>
+        <w:tc>
+          <w:tcPr>
+            <w:tcW w:type="dxa" w:w="960"/>
+          </w:tcPr>
+          <w:p>
+            <w:r>
+              <w:rPr>
+                <w:b w:val="0"/>
+              </w:rPr>
+              <w:t>________</w:t>
+            </w:r>
+          </w:p>
+        </w:tc>
+        <w:tc>
+          <w:tcPr>
+            <w:tcW w:type="dxa" w:w="960"/>
+          </w:tcPr>
+          <w:p>
+            <w:r>
+              <w:rPr>
+                <w:b w:val="0"/>
+              </w:rPr>
+              <w:t>________</w:t>
+            </w:r>
+          </w:p>
+        </w:tc>
+        <w:tc>
+          <w:tcPr>
+            <w:tcW w:type="dxa" w:w="960"/>
+          </w:tcPr>
+          <w:p>
+            <w:r>
+              <w:rPr>
+                <w:b w:val="0"/>
+              </w:rPr>
+              <w:t>________</w:t>
+            </w:r>
+          </w:p>
+        </w:tc>
+      </w:tr>
+      <w:tr>
+        <w:tc>
+          <w:tcPr>
+            <w:tcW w:type="dxa" w:w="960"/>
+          </w:tcPr>
+          <w:p>
+            <w:r>
+              <w:rPr>
+                <w:b w:val="0"/>
+              </w:rPr>
+              <w:t>________</w:t>
+            </w:r>
+          </w:p>
+        </w:tc>
+        <w:tc>
+          <w:tcPr>
+            <w:tcW w:type="dxa" w:w="960"/>
+          </w:tcPr>
+          <w:p>
+            <w:r>
+              <w:rPr>
+                <w:b w:val="0"/>
+              </w:rPr>
+              <w:t>________</w:t>
+            </w:r>
+          </w:p>
+        </w:tc>
+        <w:tc>
+          <w:tcPr>
+            <w:tcW w:type="dxa" w:w="960"/>
+          </w:tcPr>
+          <w:p>
+            <w:r>
+              <w:rPr>
+                <w:b w:val="0"/>
+              </w:rPr>
+              <w:t>________</w:t>
+            </w:r>
+          </w:p>
+        </w:tc>
+        <w:tc>
+          <w:tcPr>
+            <w:tcW w:type="dxa" w:w="960"/>
+          </w:tcPr>
+          <w:p>
+            <w:r>
+              <w:rPr>
+                <w:b w:val="0"/>
+              </w:rPr>
+              <w:t>________</w:t>
+            </w:r>
+          </w:p>
+        </w:tc>
+        <w:tc>
+          <w:tcPr>
+            <w:tcW w:type="dxa" w:w="960"/>
+          </w:tcPr>
+          <w:p>
+            <w:r>
+              <w:rPr>
+                <w:b w:val="0"/>
+              </w:rPr>
+              <w:t>________</w:t>
+            </w:r>
+          </w:p>
+        </w:tc>
+        <w:tc>
+          <w:tcPr>
+            <w:tcW w:type="dxa" w:w="960"/>
+          </w:tcPr>
+          <w:p>
+            <w:r>
+              <w:rPr>
+                <w:b w:val="0"/>
+              </w:rPr>
+              <w:t>________</w:t>
+            </w:r>
+          </w:p>
+        </w:tc>
+        <w:tc>
+          <w:tcPr>
+            <w:tcW w:type="dxa" w:w="960"/>
+          </w:tcPr>
+          <w:p>
+            <w:r>
+              <w:rPr>
+                <w:b w:val="0"/>
+              </w:rPr>
+              <w:t>________</w:t>
+            </w:r>
+          </w:p>
+        </w:tc>
+        <w:tc>
+          <w:tcPr>
+            <w:tcW w:type="dxa" w:w="960"/>
+          </w:tcPr>
+          <w:p>
+            <w:r>
+              <w:rPr>
+                <w:b w:val="0"/>
+              </w:rPr>
+              <w:t>________</w:t>
+            </w:r>
+          </w:p>
+        </w:tc>
+        <w:tc>
+          <w:tcPr>
+            <w:tcW w:type="dxa" w:w="960"/>
+          </w:tcPr>
+          <w:p>
+            <w:r>
+              <w:rPr>
+                <w:b w:val="0"/>
+              </w:rPr>
+              <w:t>________</w:t>
+            </w:r>
+          </w:p>
+        </w:tc>
+      </w:tr>
+    </w:tbl>
+    <w:p/>
     <w:p>
-      <w:pPr>
-        <w:pStyle w:val="ListBullet"/>
-      </w:pPr>
       <w:r>
         <w:rPr>
           <w:b w:val="0"/>
         </w:rPr>
-        <w:t>월중 등록 변동 : 새 등록 ________명 / 전출·기타 ________명</w:t>
-      </w:r>
-    </w:p>
-    <w:p>
-      <w:pPr>
-        <w:pStyle w:val="ListBullet"/>
-      </w:pPr>
-      <w:r>
-        <w:rPr>
-          <w:b w:val="0"/>
-        </w:rPr>
-        <w:t>출석 특이사항 : ________</w:t>
+        <w:t>첫 방문 인원은 ________명이며, 이 중 신규 등록 인원은 ________명입니다. 기존 등록 아동의 재출석은 신규 등록과 구분합니다.</w:t>
       </w:r>
     </w:p>
     <w:p>
@@ -816,15 +2849,7 @@
         <w:rPr>
           <w:b w:val="0"/>
         </w:rPr>
-        <w:t>결석 아동 연락·심방 기록</w:t>
-      </w:r>
-    </w:p>
-    <w:p>
-      <w:r>
-        <w:rPr>
-          <w:b w:val="0"/>
-        </w:rPr>
-        <w:t>아동은 반과 이니셜 또는 내부 식별번호로 구분합니다. 연락은 보호자를 통해 진행하고, 방문은 보호자와 미리 협의합니다.</w:t>
+        <w:t>3. 주요 성과 및 평가</w:t>
       </w:r>
     </w:p>
     <w:tbl>
@@ -834,75 +2859,47 @@
         <w:tblLook w:firstColumn="1" w:firstRow="1" w:lastColumn="0" w:lastRow="0" w:noHBand="0" w:noVBand="1" w:val="04A0"/>
       </w:tblPr>
       <w:tblGrid>
-        <w:gridCol w:w="1728"/>
-        <w:gridCol w:w="1728"/>
-        <w:gridCol w:w="1728"/>
-        <w:gridCol w:w="1728"/>
-        <w:gridCol w:w="1728"/>
+        <w:gridCol w:w="2880"/>
+        <w:gridCol w:w="2880"/>
+        <w:gridCol w:w="2880"/>
       </w:tblGrid>
       <w:tr>
         <w:tc>
           <w:tcPr>
-            <w:tcW w:type="dxa" w:w="1728"/>
+            <w:tcW w:type="dxa" w:w="2880"/>
           </w:tcPr>
           <w:p>
             <w:r>
               <w:rPr>
                 <w:b/>
               </w:rPr>
-              <w:t>반·아동 식별표시</w:t>
-            </w:r>
-          </w:p>
-        </w:tc>
-        <w:tc>
-          <w:tcPr>
-            <w:tcW w:type="dxa" w:w="1728"/>
+              <w:t>구분</w:t>
+            </w:r>
+          </w:p>
+        </w:tc>
+        <w:tc>
+          <w:tcPr>
+            <w:tcW w:type="dxa" w:w="2880"/>
           </w:tcPr>
           <w:p>
             <w:r>
               <w:rPr>
                 <w:b/>
               </w:rPr>
-              <w:t>날짜</w:t>
-            </w:r>
-          </w:p>
-        </w:tc>
-        <w:tc>
-          <w:tcPr>
-            <w:tcW w:type="dxa" w:w="1728"/>
+              <w:t>평가 내용</w:t>
+            </w:r>
+          </w:p>
+        </w:tc>
+        <w:tc>
+          <w:tcPr>
+            <w:tcW w:type="dxa" w:w="2880"/>
           </w:tcPr>
           <w:p>
             <w:r>
               <w:rPr>
                 <w:b/>
               </w:rPr>
-              <w:t>방법(전화·문자·방문)</w:t>
-            </w:r>
-          </w:p>
-        </w:tc>
-        <w:tc>
-          <w:tcPr>
-            <w:tcW w:type="dxa" w:w="1728"/>
-          </w:tcPr>
-          <w:p>
-            <w:r>
-              <w:rPr>
-                <w:b/>
-              </w:rPr>
-              <w:t>내용</w:t>
-            </w:r>
-          </w:p>
-        </w:tc>
-        <w:tc>
-          <w:tcPr>
-            <w:tcW w:type="dxa" w:w="1728"/>
-          </w:tcPr>
-          <w:p>
-            <w:r>
-              <w:rPr>
-                <w:b/>
-              </w:rPr>
-              <w:t>후속조치</w:t>
+              <w:t>확인 근거</w:t>
             </w:r>
           </w:p>
         </w:tc>
@@ -910,66 +2907,40 @@
       <w:tr>
         <w:tc>
           <w:tcPr>
-            <w:tcW w:type="dxa" w:w="1728"/>
+            <w:tcW w:type="dxa" w:w="2880"/>
           </w:tcPr>
           <w:p>
             <w:r>
               <w:rPr>
                 <w:b w:val="0"/>
               </w:rPr>
-              <w:t>________</w:t>
-            </w:r>
-          </w:p>
-        </w:tc>
-        <w:tc>
-          <w:tcPr>
-            <w:tcW w:type="dxa" w:w="1728"/>
+              <w:t>신앙적 목적에 대한 관찰</w:t>
+            </w:r>
+          </w:p>
+        </w:tc>
+        <w:tc>
+          <w:tcPr>
+            <w:tcW w:type="dxa" w:w="2880"/>
           </w:tcPr>
           <w:p>
             <w:r>
               <w:rPr>
                 <w:b w:val="0"/>
               </w:rPr>
-              <w:t>________</w:t>
-            </w:r>
-          </w:p>
-        </w:tc>
-        <w:tc>
-          <w:tcPr>
-            <w:tcW w:type="dxa" w:w="1728"/>
+              <w:t>예배 참여·공동체 적응과 관련하여 관찰한 내용: ________</w:t>
+            </w:r>
+          </w:p>
+        </w:tc>
+        <w:tc>
+          <w:tcPr>
+            <w:tcW w:type="dxa" w:w="2880"/>
           </w:tcPr>
           <w:p>
             <w:r>
               <w:rPr>
                 <w:b w:val="0"/>
               </w:rPr>
-              <w:t>________</w:t>
-            </w:r>
-          </w:p>
-        </w:tc>
-        <w:tc>
-          <w:tcPr>
-            <w:tcW w:type="dxa" w:w="1728"/>
-          </w:tcPr>
-          <w:p>
-            <w:r>
-              <w:rPr>
-                <w:b w:val="0"/>
-              </w:rPr>
-              <w:t>________</w:t>
-            </w:r>
-          </w:p>
-        </w:tc>
-        <w:tc>
-          <w:tcPr>
-            <w:tcW w:type="dxa" w:w="1728"/>
-          </w:tcPr>
-          <w:p>
-            <w:r>
-              <w:rPr>
-                <w:b w:val="0"/>
-              </w:rPr>
-              <w:t>________</w:t>
+              <w:t>교사 관찰 요약 ________</w:t>
             </w:r>
           </w:p>
         </w:tc>
@@ -977,66 +2948,40 @@
       <w:tr>
         <w:tc>
           <w:tcPr>
-            <w:tcW w:type="dxa" w:w="1728"/>
+            <w:tcW w:type="dxa" w:w="2880"/>
           </w:tcPr>
           <w:p>
             <w:r>
               <w:rPr>
                 <w:b w:val="0"/>
               </w:rPr>
-              <w:t>________</w:t>
-            </w:r>
-          </w:p>
-        </w:tc>
-        <w:tc>
-          <w:tcPr>
-            <w:tcW w:type="dxa" w:w="1728"/>
+              <w:t>출석 목표 달성</w:t>
+            </w:r>
+          </w:p>
+        </w:tc>
+        <w:tc>
+          <w:tcPr>
+            <w:tcW w:type="dxa" w:w="2880"/>
           </w:tcPr>
           <w:p>
             <w:r>
               <w:rPr>
                 <w:b w:val="0"/>
               </w:rPr>
-              <w:t>________</w:t>
-            </w:r>
-          </w:p>
-        </w:tc>
-        <w:tc>
-          <w:tcPr>
-            <w:tcW w:type="dxa" w:w="1728"/>
+              <w:t>목표 ________ / 실적 ________ / 달성 여부 ________</w:t>
+            </w:r>
+          </w:p>
+        </w:tc>
+        <w:tc>
+          <w:tcPr>
+            <w:tcW w:type="dxa" w:w="2880"/>
           </w:tcPr>
           <w:p>
             <w:r>
               <w:rPr>
                 <w:b w:val="0"/>
               </w:rPr>
-              <w:t>________</w:t>
-            </w:r>
-          </w:p>
-        </w:tc>
-        <w:tc>
-          <w:tcPr>
-            <w:tcW w:type="dxa" w:w="1728"/>
-          </w:tcPr>
-          <w:p>
-            <w:r>
-              <w:rPr>
-                <w:b w:val="0"/>
-              </w:rPr>
-              <w:t>________</w:t>
-            </w:r>
-          </w:p>
-        </w:tc>
-        <w:tc>
-          <w:tcPr>
-            <w:tcW w:type="dxa" w:w="1728"/>
-          </w:tcPr>
-          <w:p>
-            <w:r>
-              <w:rPr>
-                <w:b w:val="0"/>
-              </w:rPr>
-              <w:t>________</w:t>
+              <w:t>반별 출석 집계</w:t>
             </w:r>
           </w:p>
         </w:tc>
@@ -1044,66 +2989,40 @@
       <w:tr>
         <w:tc>
           <w:tcPr>
-            <w:tcW w:type="dxa" w:w="1728"/>
+            <w:tcW w:type="dxa" w:w="2880"/>
           </w:tcPr>
           <w:p>
             <w:r>
               <w:rPr>
                 <w:b w:val="0"/>
               </w:rPr>
-              <w:t>________</w:t>
-            </w:r>
-          </w:p>
-        </w:tc>
-        <w:tc>
-          <w:tcPr>
-            <w:tcW w:type="dxa" w:w="1728"/>
+              <w:t>결석 아동 돌봄</w:t>
+            </w:r>
+          </w:p>
+        </w:tc>
+        <w:tc>
+          <w:tcPr>
+            <w:tcW w:type="dxa" w:w="2880"/>
           </w:tcPr>
           <w:p>
             <w:r>
               <w:rPr>
                 <w:b w:val="0"/>
               </w:rPr>
-              <w:t>________</w:t>
-            </w:r>
-          </w:p>
-        </w:tc>
-        <w:tc>
-          <w:tcPr>
-            <w:tcW w:type="dxa" w:w="1728"/>
+              <w:t>연락 대상 ________명 / 연락 완료 ________명</w:t>
+            </w:r>
+          </w:p>
+        </w:tc>
+        <w:tc>
+          <w:tcPr>
+            <w:tcW w:type="dxa" w:w="2880"/>
           </w:tcPr>
           <w:p>
             <w:r>
               <w:rPr>
                 <w:b w:val="0"/>
               </w:rPr>
-              <w:t>________</w:t>
-            </w:r>
-          </w:p>
-        </w:tc>
-        <w:tc>
-          <w:tcPr>
-            <w:tcW w:type="dxa" w:w="1728"/>
-          </w:tcPr>
-          <w:p>
-            <w:r>
-              <w:rPr>
-                <w:b w:val="0"/>
-              </w:rPr>
-              <w:t>________</w:t>
-            </w:r>
-          </w:p>
-        </w:tc>
-        <w:tc>
-          <w:tcPr>
-            <w:tcW w:type="dxa" w:w="1728"/>
-          </w:tcPr>
-          <w:p>
-            <w:r>
-              <w:rPr>
-                <w:b w:val="0"/>
-              </w:rPr>
-              <w:t>________</w:t>
+              <w:t>연락·심방 기록</w:t>
             </w:r>
           </w:p>
         </w:tc>
@@ -1111,66 +3030,40 @@
       <w:tr>
         <w:tc>
           <w:tcPr>
-            <w:tcW w:type="dxa" w:w="1728"/>
+            <w:tcW w:type="dxa" w:w="2880"/>
           </w:tcPr>
           <w:p>
             <w:r>
               <w:rPr>
                 <w:b w:val="0"/>
               </w:rPr>
-              <w:t>________</w:t>
-            </w:r>
-          </w:p>
-        </w:tc>
-        <w:tc>
-          <w:tcPr>
-            <w:tcW w:type="dxa" w:w="1728"/>
+              <w:t>새친구 정착 지원</w:t>
+            </w:r>
+          </w:p>
+        </w:tc>
+        <w:tc>
+          <w:tcPr>
+            <w:tcW w:type="dxa" w:w="2880"/>
           </w:tcPr>
           <w:p>
             <w:r>
               <w:rPr>
                 <w:b w:val="0"/>
               </w:rPr>
-              <w:t>________</w:t>
-            </w:r>
-          </w:p>
-        </w:tc>
-        <w:tc>
-          <w:tcPr>
-            <w:tcW w:type="dxa" w:w="1728"/>
+              <w:t>안내 대상 ________명 / 안내 완료 ________명</w:t>
+            </w:r>
+          </w:p>
+        </w:tc>
+        <w:tc>
+          <w:tcPr>
+            <w:tcW w:type="dxa" w:w="2880"/>
           </w:tcPr>
           <w:p>
             <w:r>
               <w:rPr>
                 <w:b w:val="0"/>
               </w:rPr>
-              <w:t>________</w:t>
-            </w:r>
-          </w:p>
-        </w:tc>
-        <w:tc>
-          <w:tcPr>
-            <w:tcW w:type="dxa" w:w="1728"/>
-          </w:tcPr>
-          <w:p>
-            <w:r>
-              <w:rPr>
-                <w:b w:val="0"/>
-              </w:rPr>
-              <w:t>________</w:t>
-            </w:r>
-          </w:p>
-        </w:tc>
-        <w:tc>
-          <w:tcPr>
-            <w:tcW w:type="dxa" w:w="1728"/>
-          </w:tcPr>
-          <w:p>
-            <w:r>
-              <w:rPr>
-                <w:b w:val="0"/>
-              </w:rPr>
-              <w:t>________</w:t>
+              <w:t>등록·후속 안내 기록</w:t>
             </w:r>
           </w:p>
         </w:tc>
@@ -1182,7 +3075,7 @@
         <w:rPr>
           <w:b w:val="0"/>
         </w:rPr>
-        <w:t>※ 내용은 ‘안부 확인’, ‘보호자와 일정 협의’처럼 돌봄에 필요한 사항만 짧게 적습니다. 후속조치에는 할 일·담당·예정일을 적습니다.</w:t>
+        <w:t>※ 출석 수치만으로 아동의 신앙 수준을 판단하지 않으며, 관찰과 확인된 사실을 구분하여 기록합니다.</w:t>
       </w:r>
     </w:p>
     <w:p>
@@ -1193,7 +3086,463 @@
         <w:rPr>
           <w:b w:val="0"/>
         </w:rPr>
-        <w:t>새친구 등록 현황</w:t>
+        <w:t>4. 예산 집행 및 정산</w:t>
+      </w:r>
+    </w:p>
+    <w:p>
+      <w:r>
+        <w:rPr>
+          <w:b w:val="0"/>
+        </w:rPr>
+        <w:t>지출이 없으면 ‘집행 없음’으로 기재합니다.</w:t>
+      </w:r>
+    </w:p>
+    <w:p>
+      <w:r>
+        <w:rPr>
+          <w:b/>
+        </w:rPr>
+        <w:t>(단위: 원)</w:t>
+      </w:r>
+    </w:p>
+    <w:tbl>
+      <w:tblPr>
+        <w:tblStyle w:val="TableGrid"/>
+        <w:tblW w:type="auto" w:w="0"/>
+        <w:tblLook w:firstColumn="1" w:firstRow="1" w:lastColumn="0" w:lastRow="0" w:noHBand="0" w:noVBand="1" w:val="04A0"/>
+      </w:tblPr>
+      <w:tblGrid>
+        <w:gridCol w:w="1234"/>
+        <w:gridCol w:w="1234"/>
+        <w:gridCol w:w="1234"/>
+        <w:gridCol w:w="1234"/>
+        <w:gridCol w:w="1234"/>
+        <w:gridCol w:w="1234"/>
+        <w:gridCol w:w="1234"/>
+      </w:tblGrid>
+      <w:tr>
+        <w:tc>
+          <w:tcPr>
+            <w:tcW w:type="dxa" w:w="1234"/>
+          </w:tcPr>
+          <w:p>
+            <w:r>
+              <w:rPr>
+                <w:b/>
+              </w:rPr>
+              <w:t>항목</w:t>
+            </w:r>
+          </w:p>
+        </w:tc>
+        <w:tc>
+          <w:tcPr>
+            <w:tcW w:type="dxa" w:w="1234"/>
+          </w:tcPr>
+          <w:p>
+            <w:r>
+              <w:rPr>
+                <w:b/>
+              </w:rPr>
+              <w:t>산출근거</w:t>
+            </w:r>
+          </w:p>
+        </w:tc>
+        <w:tc>
+          <w:tcPr>
+            <w:tcW w:type="dxa" w:w="1234"/>
+          </w:tcPr>
+          <w:p>
+            <w:r>
+              <w:rPr>
+                <w:b/>
+              </w:rPr>
+              <w:t>예산</w:t>
+            </w:r>
+          </w:p>
+        </w:tc>
+        <w:tc>
+          <w:tcPr>
+            <w:tcW w:type="dxa" w:w="1234"/>
+          </w:tcPr>
+          <w:p>
+            <w:r>
+              <w:rPr>
+                <w:b/>
+              </w:rPr>
+              <w:t>집행</w:t>
+            </w:r>
+          </w:p>
+        </w:tc>
+        <w:tc>
+          <w:tcPr>
+            <w:tcW w:type="dxa" w:w="1234"/>
+          </w:tcPr>
+          <w:p>
+            <w:r>
+              <w:rPr>
+                <w:b/>
+              </w:rPr>
+              <w:t>잔액</w:t>
+            </w:r>
+          </w:p>
+        </w:tc>
+        <w:tc>
+          <w:tcPr>
+            <w:tcW w:type="dxa" w:w="1234"/>
+          </w:tcPr>
+          <w:p>
+            <w:r>
+              <w:rPr>
+                <w:b/>
+              </w:rPr>
+              <w:t>차액 사유</w:t>
+            </w:r>
+          </w:p>
+        </w:tc>
+        <w:tc>
+          <w:tcPr>
+            <w:tcW w:type="dxa" w:w="1234"/>
+          </w:tcPr>
+          <w:p>
+            <w:r>
+              <w:rPr>
+                <w:b/>
+              </w:rPr>
+              <w:t>증빙번호</w:t>
+            </w:r>
+          </w:p>
+        </w:tc>
+      </w:tr>
+      <w:tr>
+        <w:tc>
+          <w:tcPr>
+            <w:tcW w:type="dxa" w:w="1234"/>
+          </w:tcPr>
+          <w:p>
+            <w:r>
+              <w:rPr>
+                <w:b w:val="0"/>
+              </w:rPr>
+              <w:t>________</w:t>
+            </w:r>
+          </w:p>
+        </w:tc>
+        <w:tc>
+          <w:tcPr>
+            <w:tcW w:type="dxa" w:w="1234"/>
+          </w:tcPr>
+          <w:p>
+            <w:r>
+              <w:rPr>
+                <w:b w:val="0"/>
+              </w:rPr>
+              <w:t>________원 × ________</w:t>
+            </w:r>
+          </w:p>
+        </w:tc>
+        <w:tc>
+          <w:tcPr>
+            <w:tcW w:type="dxa" w:w="1234"/>
+          </w:tcPr>
+          <w:p>
+            <w:r>
+              <w:rPr>
+                <w:b w:val="0"/>
+              </w:rPr>
+              <w:t>________</w:t>
+            </w:r>
+          </w:p>
+        </w:tc>
+        <w:tc>
+          <w:tcPr>
+            <w:tcW w:type="dxa" w:w="1234"/>
+          </w:tcPr>
+          <w:p>
+            <w:r>
+              <w:rPr>
+                <w:b w:val="0"/>
+              </w:rPr>
+              <w:t>________</w:t>
+            </w:r>
+          </w:p>
+        </w:tc>
+        <w:tc>
+          <w:tcPr>
+            <w:tcW w:type="dxa" w:w="1234"/>
+          </w:tcPr>
+          <w:p>
+            <w:r>
+              <w:rPr>
+                <w:b w:val="0"/>
+              </w:rPr>
+              <w:t>________</w:t>
+            </w:r>
+          </w:p>
+        </w:tc>
+        <w:tc>
+          <w:tcPr>
+            <w:tcW w:type="dxa" w:w="1234"/>
+          </w:tcPr>
+          <w:p>
+            <w:r>
+              <w:rPr>
+                <w:b w:val="0"/>
+              </w:rPr>
+              <w:t>________</w:t>
+            </w:r>
+          </w:p>
+        </w:tc>
+        <w:tc>
+          <w:tcPr>
+            <w:tcW w:type="dxa" w:w="1234"/>
+          </w:tcPr>
+          <w:p>
+            <w:r>
+              <w:rPr>
+                <w:b w:val="0"/>
+              </w:rPr>
+              <w:t>________</w:t>
+            </w:r>
+          </w:p>
+        </w:tc>
+      </w:tr>
+      <w:tr>
+        <w:tc>
+          <w:tcPr>
+            <w:tcW w:type="dxa" w:w="1234"/>
+          </w:tcPr>
+          <w:p>
+            <w:r>
+              <w:rPr>
+                <w:b w:val="0"/>
+              </w:rPr>
+              <w:t>________</w:t>
+            </w:r>
+          </w:p>
+        </w:tc>
+        <w:tc>
+          <w:tcPr>
+            <w:tcW w:type="dxa" w:w="1234"/>
+          </w:tcPr>
+          <w:p>
+            <w:r>
+              <w:rPr>
+                <w:b w:val="0"/>
+              </w:rPr>
+              <w:t>________원 × ________</w:t>
+            </w:r>
+          </w:p>
+        </w:tc>
+        <w:tc>
+          <w:tcPr>
+            <w:tcW w:type="dxa" w:w="1234"/>
+          </w:tcPr>
+          <w:p>
+            <w:r>
+              <w:rPr>
+                <w:b w:val="0"/>
+              </w:rPr>
+              <w:t>________</w:t>
+            </w:r>
+          </w:p>
+        </w:tc>
+        <w:tc>
+          <w:tcPr>
+            <w:tcW w:type="dxa" w:w="1234"/>
+          </w:tcPr>
+          <w:p>
+            <w:r>
+              <w:rPr>
+                <w:b w:val="0"/>
+              </w:rPr>
+              <w:t>________</w:t>
+            </w:r>
+          </w:p>
+        </w:tc>
+        <w:tc>
+          <w:tcPr>
+            <w:tcW w:type="dxa" w:w="1234"/>
+          </w:tcPr>
+          <w:p>
+            <w:r>
+              <w:rPr>
+                <w:b w:val="0"/>
+              </w:rPr>
+              <w:t>________</w:t>
+            </w:r>
+          </w:p>
+        </w:tc>
+        <w:tc>
+          <w:tcPr>
+            <w:tcW w:type="dxa" w:w="1234"/>
+          </w:tcPr>
+          <w:p>
+            <w:r>
+              <w:rPr>
+                <w:b w:val="0"/>
+              </w:rPr>
+              <w:t>________</w:t>
+            </w:r>
+          </w:p>
+        </w:tc>
+        <w:tc>
+          <w:tcPr>
+            <w:tcW w:type="dxa" w:w="1234"/>
+          </w:tcPr>
+          <w:p>
+            <w:r>
+              <w:rPr>
+                <w:b w:val="0"/>
+              </w:rPr>
+              <w:t>________</w:t>
+            </w:r>
+          </w:p>
+        </w:tc>
+      </w:tr>
+      <w:tr>
+        <w:tc>
+          <w:tcPr>
+            <w:tcW w:type="dxa" w:w="1234"/>
+          </w:tcPr>
+          <w:p>
+            <w:r>
+              <w:rPr>
+                <w:b w:val="0"/>
+              </w:rPr>
+              <w:t>합계</w:t>
+            </w:r>
+          </w:p>
+        </w:tc>
+        <w:tc>
+          <w:tcPr>
+            <w:tcW w:type="dxa" w:w="1234"/>
+          </w:tcPr>
+          <w:p>
+            <w:r>
+              <w:rPr>
+                <w:b w:val="0"/>
+              </w:rPr>
+              <w:t>________</w:t>
+            </w:r>
+          </w:p>
+        </w:tc>
+        <w:tc>
+          <w:tcPr>
+            <w:tcW w:type="dxa" w:w="1234"/>
+          </w:tcPr>
+          <w:p>
+            <w:r>
+              <w:rPr>
+                <w:b w:val="0"/>
+              </w:rPr>
+              <w:t>________</w:t>
+            </w:r>
+          </w:p>
+        </w:tc>
+        <w:tc>
+          <w:tcPr>
+            <w:tcW w:type="dxa" w:w="1234"/>
+          </w:tcPr>
+          <w:p>
+            <w:r>
+              <w:rPr>
+                <w:b w:val="0"/>
+              </w:rPr>
+              <w:t>________</w:t>
+            </w:r>
+          </w:p>
+        </w:tc>
+        <w:tc>
+          <w:tcPr>
+            <w:tcW w:type="dxa" w:w="1234"/>
+          </w:tcPr>
+          <w:p>
+            <w:r>
+              <w:rPr>
+                <w:b w:val="0"/>
+              </w:rPr>
+              <w:t>________</w:t>
+            </w:r>
+          </w:p>
+        </w:tc>
+        <w:tc>
+          <w:tcPr>
+            <w:tcW w:type="dxa" w:w="1234"/>
+          </w:tcPr>
+          <w:p>
+            <w:r>
+              <w:rPr>
+                <w:b w:val="0"/>
+              </w:rPr>
+              <w:t>________</w:t>
+            </w:r>
+          </w:p>
+        </w:tc>
+        <w:tc>
+          <w:tcPr>
+            <w:tcW w:type="dxa" w:w="1234"/>
+          </w:tcPr>
+          <w:p>
+            <w:r>
+              <w:rPr>
+                <w:b w:val="0"/>
+              </w:rPr>
+              <w:t>________</w:t>
+            </w:r>
+          </w:p>
+        </w:tc>
+      </w:tr>
+    </w:tbl>
+    <w:p/>
+    <w:p>
+      <w:r>
+        <w:rPr>
+          <w:b w:val="0"/>
+        </w:rPr>
+        <w:t>가. 집행 총액: 금________원(금________원)</w:t>
+      </w:r>
+    </w:p>
+    <w:p>
+      <w:r>
+        <w:rPr>
+          <w:b w:val="0"/>
+        </w:rPr>
+        <w:t>나. 사전 승인 문서번호·승인일: ________ / ________</w:t>
+      </w:r>
+    </w:p>
+    <w:p>
+      <w:r>
+        <w:rPr>
+          <w:b w:val="0"/>
+        </w:rPr>
+        <w:t>다. 거래별 지출일·지급처·금액·증빙은 별도 지출내역서와 영수증 번호로 연결합니다. 담당: ________ / 기한: ________</w:t>
+      </w:r>
+    </w:p>
+    <w:p>
+      <w:r>
+        <w:rPr>
+          <w:b w:val="0"/>
+        </w:rPr>
+        <w:t>라. 개인 계좌와 교회 재정을 혼용하지 않습니다. 현금 취급 시 두 사람이 함께 계수하고 서명합니다. 계수자: ________ / 공동 확인자: ________ / 계수일: ________</w:t>
+      </w:r>
+    </w:p>
+    <w:p>
+      <w:r>
+        <w:rPr>
+          <w:b w:val="0"/>
+        </w:rPr>
+        <w:t>마. 월별 보고 및 증빙 대조: 작성 담당 ________ / 다른 확인자 ________ / 확인 기한 ________</w:t>
+      </w:r>
+    </w:p>
+    <w:p>
+      <w:pPr>
+        <w:pStyle w:val="Heading2"/>
+      </w:pPr>
+      <w:r>
+        <w:rPr>
+          <w:b w:val="0"/>
+        </w:rPr>
+        <w:t>5. 안전·운영 사항</w:t>
       </w:r>
     </w:p>
     <w:tbl>
@@ -1220,7 +3569,7 @@
               <w:rPr>
                 <w:b/>
               </w:rPr>
-              <w:t>첫 출석일</w:t>
+              <w:t>점검 사항</w:t>
             </w:r>
           </w:p>
         </w:tc>
@@ -1233,7 +3582,7 @@
               <w:rPr>
                 <w:b/>
               </w:rPr>
-              <w:t>부서·반</w:t>
+              <w:t>확인 결과·발생 사실</w:t>
             </w:r>
           </w:p>
         </w:tc>
@@ -1246,7 +3595,7 @@
               <w:rPr>
                 <w:b/>
               </w:rPr>
-              <w:t>아동 식별표시</w:t>
+              <w:t>조치 내용</w:t>
             </w:r>
           </w:p>
         </w:tc>
@@ -1259,7 +3608,7 @@
               <w:rPr>
                 <w:b/>
               </w:rPr>
-              <w:t>등록 상태</w:t>
+              <w:t>담당</w:t>
             </w:r>
           </w:p>
         </w:tc>
@@ -1272,7 +3621,7 @@
               <w:rPr>
                 <w:b/>
               </w:rPr>
-              <w:t>보호자 안내 여부</w:t>
+              <w:t>완료 기한</w:t>
             </w:r>
           </w:p>
         </w:tc>
@@ -1285,7 +3634,7 @@
               <w:rPr>
                 <w:b/>
               </w:rPr>
-              <w:t>후속 돌봄·담당</w:t>
+              <w:t>처리 결과</w:t>
             </w:r>
           </w:p>
         </w:tc>
@@ -1300,7 +3649,7 @@
               <w:rPr>
                 <w:b w:val="0"/>
               </w:rPr>
-              <w:t>________</w:t>
+              <w:t>예배 전후 인원 확인·보호자 인계</w:t>
             </w:r>
           </w:p>
         </w:tc>
@@ -1380,7 +3729,7 @@
               <w:rPr>
                 <w:b w:val="0"/>
               </w:rPr>
-              <w:t>________</w:t>
+              <w:t>방문 심방 동의·동행 기준 준수</w:t>
             </w:r>
           </w:p>
         </w:tc>
@@ -1460,7 +3809,87 @@
               <w:rPr>
                 <w:b w:val="0"/>
               </w:rPr>
+              <w:t>안전사고·운영상 특이사항</w:t>
+            </w:r>
+          </w:p>
+        </w:tc>
+        <w:tc>
+          <w:tcPr>
+            <w:tcW w:type="dxa" w:w="1440"/>
+          </w:tcPr>
+          <w:p>
+            <w:r>
+              <w:rPr>
+                <w:b w:val="0"/>
+              </w:rPr>
               <w:t>________</w:t>
+            </w:r>
+          </w:p>
+        </w:tc>
+        <w:tc>
+          <w:tcPr>
+            <w:tcW w:type="dxa" w:w="1440"/>
+          </w:tcPr>
+          <w:p>
+            <w:r>
+              <w:rPr>
+                <w:b w:val="0"/>
+              </w:rPr>
+              <w:t>________</w:t>
+            </w:r>
+          </w:p>
+        </w:tc>
+        <w:tc>
+          <w:tcPr>
+            <w:tcW w:type="dxa" w:w="1440"/>
+          </w:tcPr>
+          <w:p>
+            <w:r>
+              <w:rPr>
+                <w:b w:val="0"/>
+              </w:rPr>
+              <w:t>________</w:t>
+            </w:r>
+          </w:p>
+        </w:tc>
+        <w:tc>
+          <w:tcPr>
+            <w:tcW w:type="dxa" w:w="1440"/>
+          </w:tcPr>
+          <w:p>
+            <w:r>
+              <w:rPr>
+                <w:b w:val="0"/>
+              </w:rPr>
+              <w:t>________</w:t>
+            </w:r>
+          </w:p>
+        </w:tc>
+        <w:tc>
+          <w:tcPr>
+            <w:tcW w:type="dxa" w:w="1440"/>
+          </w:tcPr>
+          <w:p>
+            <w:r>
+              <w:rPr>
+                <w:b w:val="0"/>
+              </w:rPr>
+              <w:t>________</w:t>
+            </w:r>
+          </w:p>
+        </w:tc>
+      </w:tr>
+      <w:tr>
+        <w:tc>
+          <w:tcPr>
+            <w:tcW w:type="dxa" w:w="1440"/>
+          </w:tcPr>
+          <w:p>
+            <w:r>
+              <w:rPr>
+                <w:b w:val="0"/>
+              </w:rPr>
+              <w:t>개인정보 접근·보관 상태</w:t>
             </w:r>
           </w:p>
         </w:tc>
@@ -1534,24 +3963,61 @@
     <w:p/>
     <w:p>
       <w:pPr>
-        <w:pStyle w:val="ListBullet"/>
+        <w:pStyle w:val="Heading3"/>
       </w:pPr>
       <w:r>
         <w:rPr>
           <w:b w:val="0"/>
         </w:rPr>
-        <w:t>이번 달 처음 온 아동 : ________명</w:t>
+        <w:t>가. 개인정보 최소 기록 원칙</w:t>
       </w:r>
     </w:p>
     <w:p>
-      <w:pPr>
-        <w:pStyle w:val="ListBullet"/>
-      </w:pPr>
       <w:r>
         <w:rPr>
           <w:b w:val="0"/>
         </w:rPr>
-        <w:t>이번 달 등록한 아동 : ________명</w:t>
+        <w:t>1) 본문에는 반별 집계와 아동 관리번호만 기재하며, 학생 이름·보호자 연락처·건강정보는 넣지 않습니다.</w:t>
+      </w:r>
+    </w:p>
+    <w:p>
+      <w:r>
+        <w:rPr>
+          <w:b w:val="0"/>
+        </w:rPr>
+        <w:t>2) 관리번호 대조표, 연락처, 필요한 건강정보는 별도 등록·회신서에 최소한으로 작성하고 접근 권한을 제한합니다.</w:t>
+      </w:r>
+    </w:p>
+    <w:p>
+      <w:r>
+        <w:rPr>
+          <w:b w:val="0"/>
+        </w:rPr>
+        <w:t>3) 단체 대화방·주보·공개 게시판에는 개별 출결과 심방 내용을 공유하지 않습니다.</w:t>
+      </w:r>
+    </w:p>
+    <w:p>
+      <w:r>
+        <w:rPr>
+          <w:b w:val="0"/>
+        </w:rPr>
+        <w:t>4) 별도 등록·회신서에는 다음 동의 문구를 둡니다.</w:t>
+      </w:r>
+    </w:p>
+    <w:p>
+      <w:r>
+        <w:rPr>
+          <w:b w:val="0"/>
+        </w:rPr>
+        <w:t>개인정보 수집·이용 동의: 출석 관리·보호자 연락·돌봄을 위해 ________ 항목을 ________까지 보유·이용하는 데 동의합니다(동의 여부: ________, 보호자 서명: ________).</w:t>
+      </w:r>
+    </w:p>
+    <w:p>
+      <w:r>
+        <w:rPr>
+          <w:b w:val="0"/>
+        </w:rPr>
+        <w:t>5) 수집 항목·보유기간·동의 절차의 적정성은 확인 필요입니다. 확인 담당: ________ / 기한: ________</w:t>
       </w:r>
     </w:p>
     <w:p>
@@ -1562,42 +4028,225 @@
         <w:rPr>
           <w:b w:val="0"/>
         </w:rPr>
-        <w:t>평가</w:t>
+        <w:t>6. 문제점 및 개선사항</w:t>
       </w:r>
     </w:p>
-    <w:p>
-      <w:pPr>
-        <w:pStyle w:val="ListBullet"/>
-      </w:pPr>
-      <w:r>
-        <w:rPr>
-          <w:b w:val="0"/>
-        </w:rPr>
-        <w:t>잘된 점 : ________</w:t>
-      </w:r>
-    </w:p>
-    <w:p>
-      <w:pPr>
-        <w:pStyle w:val="ListBullet"/>
-      </w:pPr>
-      <w:r>
-        <w:rPr>
-          <w:b w:val="0"/>
-        </w:rPr>
-        <w:t>아쉬운 점 : ________</w:t>
-      </w:r>
-    </w:p>
-    <w:p>
-      <w:pPr>
-        <w:pStyle w:val="ListBullet"/>
-      </w:pPr>
-      <w:r>
-        <w:rPr>
-          <w:b w:val="0"/>
-        </w:rPr>
-        <w:t>다음에 : ________</w:t>
-      </w:r>
-    </w:p>
+    <w:tbl>
+      <w:tblPr>
+        <w:tblStyle w:val="TableGrid"/>
+        <w:tblW w:type="auto" w:w="0"/>
+        <w:tblLook w:firstColumn="1" w:firstRow="1" w:lastColumn="0" w:lastRow="0" w:noHBand="0" w:noVBand="1" w:val="04A0"/>
+      </w:tblPr>
+      <w:tblGrid>
+        <w:gridCol w:w="1728"/>
+        <w:gridCol w:w="1728"/>
+        <w:gridCol w:w="1728"/>
+        <w:gridCol w:w="1728"/>
+        <w:gridCol w:w="1728"/>
+      </w:tblGrid>
+      <w:tr>
+        <w:tc>
+          <w:tcPr>
+            <w:tcW w:type="dxa" w:w="1728"/>
+          </w:tcPr>
+          <w:p>
+            <w:r>
+              <w:rPr>
+                <w:b/>
+              </w:rPr>
+              <w:t>문제점</w:t>
+            </w:r>
+          </w:p>
+        </w:tc>
+        <w:tc>
+          <w:tcPr>
+            <w:tcW w:type="dxa" w:w="1728"/>
+          </w:tcPr>
+          <w:p>
+            <w:r>
+              <w:rPr>
+                <w:b/>
+              </w:rPr>
+              <w:t>확인된 원인</w:t>
+            </w:r>
+          </w:p>
+        </w:tc>
+        <w:tc>
+          <w:tcPr>
+            <w:tcW w:type="dxa" w:w="1728"/>
+          </w:tcPr>
+          <w:p>
+            <w:r>
+              <w:rPr>
+                <w:b/>
+              </w:rPr>
+              <w:t>개선사항</w:t>
+            </w:r>
+          </w:p>
+        </w:tc>
+        <w:tc>
+          <w:tcPr>
+            <w:tcW w:type="dxa" w:w="1728"/>
+          </w:tcPr>
+          <w:p>
+            <w:r>
+              <w:rPr>
+                <w:b/>
+              </w:rPr>
+              <w:t>담당</w:t>
+            </w:r>
+          </w:p>
+        </w:tc>
+        <w:tc>
+          <w:tcPr>
+            <w:tcW w:type="dxa" w:w="1728"/>
+          </w:tcPr>
+          <w:p>
+            <w:r>
+              <w:rPr>
+                <w:b/>
+              </w:rPr>
+              <w:t>완료 기한</w:t>
+            </w:r>
+          </w:p>
+        </w:tc>
+      </w:tr>
+      <w:tr>
+        <w:tc>
+          <w:tcPr>
+            <w:tcW w:type="dxa" w:w="1728"/>
+          </w:tcPr>
+          <w:p>
+            <w:r>
+              <w:rPr>
+                <w:b w:val="0"/>
+              </w:rPr>
+              <w:t>________</w:t>
+            </w:r>
+          </w:p>
+        </w:tc>
+        <w:tc>
+          <w:tcPr>
+            <w:tcW w:type="dxa" w:w="1728"/>
+          </w:tcPr>
+          <w:p>
+            <w:r>
+              <w:rPr>
+                <w:b w:val="0"/>
+              </w:rPr>
+              <w:t>________</w:t>
+            </w:r>
+          </w:p>
+        </w:tc>
+        <w:tc>
+          <w:tcPr>
+            <w:tcW w:type="dxa" w:w="1728"/>
+          </w:tcPr>
+          <w:p>
+            <w:r>
+              <w:rPr>
+                <w:b w:val="0"/>
+              </w:rPr>
+              <w:t>________</w:t>
+            </w:r>
+          </w:p>
+        </w:tc>
+        <w:tc>
+          <w:tcPr>
+            <w:tcW w:type="dxa" w:w="1728"/>
+          </w:tcPr>
+          <w:p>
+            <w:r>
+              <w:rPr>
+                <w:b w:val="0"/>
+              </w:rPr>
+              <w:t>________</w:t>
+            </w:r>
+          </w:p>
+        </w:tc>
+        <w:tc>
+          <w:tcPr>
+            <w:tcW w:type="dxa" w:w="1728"/>
+          </w:tcPr>
+          <w:p>
+            <w:r>
+              <w:rPr>
+                <w:b w:val="0"/>
+              </w:rPr>
+              <w:t>________</w:t>
+            </w:r>
+          </w:p>
+        </w:tc>
+      </w:tr>
+      <w:tr>
+        <w:tc>
+          <w:tcPr>
+            <w:tcW w:type="dxa" w:w="1728"/>
+          </w:tcPr>
+          <w:p>
+            <w:r>
+              <w:rPr>
+                <w:b w:val="0"/>
+              </w:rPr>
+              <w:t>________</w:t>
+            </w:r>
+          </w:p>
+        </w:tc>
+        <w:tc>
+          <w:tcPr>
+            <w:tcW w:type="dxa" w:w="1728"/>
+          </w:tcPr>
+          <w:p>
+            <w:r>
+              <w:rPr>
+                <w:b w:val="0"/>
+              </w:rPr>
+              <w:t>________</w:t>
+            </w:r>
+          </w:p>
+        </w:tc>
+        <w:tc>
+          <w:tcPr>
+            <w:tcW w:type="dxa" w:w="1728"/>
+          </w:tcPr>
+          <w:p>
+            <w:r>
+              <w:rPr>
+                <w:b w:val="0"/>
+              </w:rPr>
+              <w:t>________</w:t>
+            </w:r>
+          </w:p>
+        </w:tc>
+        <w:tc>
+          <w:tcPr>
+            <w:tcW w:type="dxa" w:w="1728"/>
+          </w:tcPr>
+          <w:p>
+            <w:r>
+              <w:rPr>
+                <w:b w:val="0"/>
+              </w:rPr>
+              <w:t>________</w:t>
+            </w:r>
+          </w:p>
+        </w:tc>
+        <w:tc>
+          <w:tcPr>
+            <w:tcW w:type="dxa" w:w="1728"/>
+          </w:tcPr>
+          <w:p>
+            <w:r>
+              <w:rPr>
+                <w:b w:val="0"/>
+              </w:rPr>
+              <w:t>________</w:t>
+            </w:r>
+          </w:p>
+        </w:tc>
+      </w:tr>
+    </w:tbl>
+    <w:p/>
     <w:p>
       <w:pPr>
         <w:pStyle w:val="Heading2"/>
@@ -1606,51 +4255,353 @@
         <w:rPr>
           <w:b w:val="0"/>
         </w:rPr>
-        <w:t>개인정보 기록·보관 안내</w:t>
+        <w:t>7. 후속조치</w:t>
       </w:r>
     </w:p>
+    <w:tbl>
+      <w:tblPr>
+        <w:tblStyle w:val="TableGrid"/>
+        <w:tblW w:type="auto" w:w="0"/>
+        <w:tblLook w:firstColumn="1" w:firstRow="1" w:lastColumn="0" w:lastRow="0" w:noHBand="0" w:noVBand="1" w:val="04A0"/>
+      </w:tblPr>
+      <w:tblGrid>
+        <w:gridCol w:w="2160"/>
+        <w:gridCol w:w="2160"/>
+        <w:gridCol w:w="2160"/>
+        <w:gridCol w:w="2160"/>
+      </w:tblGrid>
+      <w:tr>
+        <w:tc>
+          <w:tcPr>
+            <w:tcW w:type="dxa" w:w="2160"/>
+          </w:tcPr>
+          <w:p>
+            <w:r>
+              <w:rPr>
+                <w:b/>
+              </w:rPr>
+              <w:t>내용</w:t>
+            </w:r>
+          </w:p>
+        </w:tc>
+        <w:tc>
+          <w:tcPr>
+            <w:tcW w:type="dxa" w:w="2160"/>
+          </w:tcPr>
+          <w:p>
+            <w:r>
+              <w:rPr>
+                <w:b/>
+              </w:rPr>
+              <w:t>담당</w:t>
+            </w:r>
+          </w:p>
+        </w:tc>
+        <w:tc>
+          <w:tcPr>
+            <w:tcW w:type="dxa" w:w="2160"/>
+          </w:tcPr>
+          <w:p>
+            <w:r>
+              <w:rPr>
+                <w:b/>
+              </w:rPr>
+              <w:t>기한</w:t>
+            </w:r>
+          </w:p>
+        </w:tc>
+        <w:tc>
+          <w:tcPr>
+            <w:tcW w:type="dxa" w:w="2160"/>
+          </w:tcPr>
+          <w:p>
+            <w:r>
+              <w:rPr>
+                <w:b/>
+              </w:rPr>
+              <w:t>완료 확인</w:t>
+            </w:r>
+          </w:p>
+        </w:tc>
+      </w:tr>
+      <w:tr>
+        <w:tc>
+          <w:tcPr>
+            <w:tcW w:type="dxa" w:w="2160"/>
+          </w:tcPr>
+          <w:p>
+            <w:r>
+              <w:rPr>
+                <w:b w:val="0"/>
+              </w:rPr>
+              <w:t>미연락 아동 보호자 연락 및 결과 확인</w:t>
+            </w:r>
+          </w:p>
+        </w:tc>
+        <w:tc>
+          <w:tcPr>
+            <w:tcW w:type="dxa" w:w="2160"/>
+          </w:tcPr>
+          <w:p>
+            <w:r>
+              <w:rPr>
+                <w:b w:val="0"/>
+              </w:rPr>
+              <w:t>________</w:t>
+            </w:r>
+          </w:p>
+        </w:tc>
+        <w:tc>
+          <w:tcPr>
+            <w:tcW w:type="dxa" w:w="2160"/>
+          </w:tcPr>
+          <w:p>
+            <w:r>
+              <w:rPr>
+                <w:b w:val="0"/>
+              </w:rPr>
+              <w:t>________</w:t>
+            </w:r>
+          </w:p>
+        </w:tc>
+        <w:tc>
+          <w:tcPr>
+            <w:tcW w:type="dxa" w:w="2160"/>
+          </w:tcPr>
+          <w:p>
+            <w:r>
+              <w:rPr>
+                <w:b w:val="0"/>
+              </w:rPr>
+              <w:t>________</w:t>
+            </w:r>
+          </w:p>
+        </w:tc>
+      </w:tr>
+      <w:tr>
+        <w:tc>
+          <w:tcPr>
+            <w:tcW w:type="dxa" w:w="2160"/>
+          </w:tcPr>
+          <w:p>
+            <w:r>
+              <w:rPr>
+                <w:b w:val="0"/>
+              </w:rPr>
+              <w:t>새친구 반 배정·다음 예배 안내</w:t>
+            </w:r>
+          </w:p>
+        </w:tc>
+        <w:tc>
+          <w:tcPr>
+            <w:tcW w:type="dxa" w:w="2160"/>
+          </w:tcPr>
+          <w:p>
+            <w:r>
+              <w:rPr>
+                <w:b w:val="0"/>
+              </w:rPr>
+              <w:t>________</w:t>
+            </w:r>
+          </w:p>
+        </w:tc>
+        <w:tc>
+          <w:tcPr>
+            <w:tcW w:type="dxa" w:w="2160"/>
+          </w:tcPr>
+          <w:p>
+            <w:r>
+              <w:rPr>
+                <w:b w:val="0"/>
+              </w:rPr>
+              <w:t>________</w:t>
+            </w:r>
+          </w:p>
+        </w:tc>
+        <w:tc>
+          <w:tcPr>
+            <w:tcW w:type="dxa" w:w="2160"/>
+          </w:tcPr>
+          <w:p>
+            <w:r>
+              <w:rPr>
+                <w:b w:val="0"/>
+              </w:rPr>
+              <w:t>________</w:t>
+            </w:r>
+          </w:p>
+        </w:tc>
+      </w:tr>
+      <w:tr>
+        <w:tc>
+          <w:tcPr>
+            <w:tcW w:type="dxa" w:w="2160"/>
+          </w:tcPr>
+          <w:p>
+            <w:r>
+              <w:rPr>
+                <w:b w:val="0"/>
+              </w:rPr>
+              <w:t>출석 집계 및 재적 변동 대조</w:t>
+            </w:r>
+          </w:p>
+        </w:tc>
+        <w:tc>
+          <w:tcPr>
+            <w:tcW w:type="dxa" w:w="2160"/>
+          </w:tcPr>
+          <w:p>
+            <w:r>
+              <w:rPr>
+                <w:b w:val="0"/>
+              </w:rPr>
+              <w:t>________</w:t>
+            </w:r>
+          </w:p>
+        </w:tc>
+        <w:tc>
+          <w:tcPr>
+            <w:tcW w:type="dxa" w:w="2160"/>
+          </w:tcPr>
+          <w:p>
+            <w:r>
+              <w:rPr>
+                <w:b w:val="0"/>
+              </w:rPr>
+              <w:t>________</w:t>
+            </w:r>
+          </w:p>
+        </w:tc>
+        <w:tc>
+          <w:tcPr>
+            <w:tcW w:type="dxa" w:w="2160"/>
+          </w:tcPr>
+          <w:p>
+            <w:r>
+              <w:rPr>
+                <w:b w:val="0"/>
+              </w:rPr>
+              <w:t>________</w:t>
+            </w:r>
+          </w:p>
+        </w:tc>
+      </w:tr>
+      <w:tr>
+        <w:tc>
+          <w:tcPr>
+            <w:tcW w:type="dxa" w:w="2160"/>
+          </w:tcPr>
+          <w:p>
+            <w:r>
+              <w:rPr>
+                <w:b w:val="0"/>
+              </w:rPr>
+              <w:t>개인정보 보유기간 확인·기간 만료 자료 파기</w:t>
+            </w:r>
+          </w:p>
+        </w:tc>
+        <w:tc>
+          <w:tcPr>
+            <w:tcW w:type="dxa" w:w="2160"/>
+          </w:tcPr>
+          <w:p>
+            <w:r>
+              <w:rPr>
+                <w:b w:val="0"/>
+              </w:rPr>
+              <w:t>________</w:t>
+            </w:r>
+          </w:p>
+        </w:tc>
+        <w:tc>
+          <w:tcPr>
+            <w:tcW w:type="dxa" w:w="2160"/>
+          </w:tcPr>
+          <w:p>
+            <w:r>
+              <w:rPr>
+                <w:b w:val="0"/>
+              </w:rPr>
+              <w:t>________</w:t>
+            </w:r>
+          </w:p>
+        </w:tc>
+        <w:tc>
+          <w:tcPr>
+            <w:tcW w:type="dxa" w:w="2160"/>
+          </w:tcPr>
+          <w:p>
+            <w:r>
+              <w:rPr>
+                <w:b w:val="0"/>
+              </w:rPr>
+              <w:t>________</w:t>
+            </w:r>
+          </w:p>
+        </w:tc>
+      </w:tr>
+      <w:tr>
+        <w:tc>
+          <w:tcPr>
+            <w:tcW w:type="dxa" w:w="2160"/>
+          </w:tcPr>
+          <w:p>
+            <w:r>
+              <w:rPr>
+                <w:b w:val="0"/>
+              </w:rPr>
+              <w:t>다음 달 운영계획에 개선사항 반영</w:t>
+            </w:r>
+          </w:p>
+        </w:tc>
+        <w:tc>
+          <w:tcPr>
+            <w:tcW w:type="dxa" w:w="2160"/>
+          </w:tcPr>
+          <w:p>
+            <w:r>
+              <w:rPr>
+                <w:b w:val="0"/>
+              </w:rPr>
+              <w:t>________</w:t>
+            </w:r>
+          </w:p>
+        </w:tc>
+        <w:tc>
+          <w:tcPr>
+            <w:tcW w:type="dxa" w:w="2160"/>
+          </w:tcPr>
+          <w:p>
+            <w:r>
+              <w:rPr>
+                <w:b w:val="0"/>
+              </w:rPr>
+              <w:t>________</w:t>
+            </w:r>
+          </w:p>
+        </w:tc>
+        <w:tc>
+          <w:tcPr>
+            <w:tcW w:type="dxa" w:w="2160"/>
+          </w:tcPr>
+          <w:p>
+            <w:r>
+              <w:rPr>
+                <w:b w:val="0"/>
+              </w:rPr>
+              <w:t>________</w:t>
+            </w:r>
+          </w:p>
+        </w:tc>
+      </w:tr>
+    </w:tbl>
+    <w:p/>
     <w:p>
-      <w:pPr>
-        <w:pStyle w:val="ListBullet"/>
-      </w:pPr>
       <w:r>
         <w:rPr>
           <w:b w:val="0"/>
         </w:rPr>
-        <w:t>이 보고서에는 아동·보호자의 실명, 전화번호, 주소, 생년월일을 적지 않습니다.</w:t>
-      </w:r>
-    </w:p>
-    <w:p>
-      <w:pPr>
-        <w:pStyle w:val="ListBullet"/>
-      </w:pPr>
-      <w:r>
-        <w:rPr>
-          <w:b w:val="0"/>
-        </w:rPr>
-        <w:t>건강·가정 사정 등 민감한 내용은 상세히 적지 않고, 필요한 돌봄 조치만 기록합니다.</w:t>
-      </w:r>
-    </w:p>
-    <w:p>
-      <w:pPr>
-        <w:pStyle w:val="ListBullet"/>
-      </w:pPr>
-      <w:r>
-        <w:rPr>
-          <w:b w:val="0"/>
-        </w:rPr>
-        <w:t>연락처는 별도 명부에서 관리하며, 보고서는 담당 교사와 부서 책임자 등 필요한 사람에게만 공유합니다.</w:t>
-      </w:r>
-    </w:p>
-    <w:p>
-      <w:pPr>
-        <w:pStyle w:val="ListBullet"/>
-      </w:pPr>
-      <w:r>
-        <w:rPr>
-          <w:b w:val="0"/>
-        </w:rPr>
-        <w:t>단체 대화방에 원본을 올리지 않으며, 교회 보관 기준에 따라 보관·파기합니다. 보관 기준 : ________ (확인 필요)</w:t>
+        <w:t>붙임 1. ________ 1부.</w:t>
       </w:r>
     </w:p>
     <w:sectPr>
